--- a/en/files/assignments/Peer_Review_Instructions.docx
+++ b/en/files/assignments/Peer_Review_Instructions.docx
@@ -15,7 +15,7 @@
         <w:pStyle w:val="Subtitle"/>
       </w:pPr>
       <w:r>
-        <w:t>Foundations of Clinical Research: From Clinical Question to Publication</w:t>
+        <w:t>Foundations of Clinical Research — Level 1: From Clinical Question to Publication</w:t>
       </w:r>
     </w:p>
     <w:p>
@@ -3353,7 +3353,7 @@
         <w:color w:val="04242F"/>
         <w:sz w:val="16"/>
       </w:rPr>
-      <w:t>Foundations of Clinical Research  ·  Peer-review instructions</w:t>
+      <w:t>Foundations of Clinical Research — Level 1  ·  Peer-review instructions</w:t>
     </w:r>
     <w:r>
       <w:tab/>

--- a/en/files/assignments/Peer_Review_Instructions.docx
+++ b/en/files/assignments/Peer_Review_Instructions.docx
@@ -7,7 +7,7 @@
         <w:pStyle w:val="Title"/>
       </w:pPr>
       <w:r>
-        <w:t>Manuscript Peer Review — Instructions for Reviewers and Authors</w:t>
+        <w:t>Manuscript Peer Review: Instructions for Reviewers and Authors</w:t>
       </w:r>
     </w:p>
     <w:p>
@@ -15,7 +15,7 @@
         <w:pStyle w:val="Subtitle"/>
       </w:pPr>
       <w:r>
-        <w:t>Foundations of Clinical Research — Level 1: From Clinical Question to Publication</w:t>
+        <w:t>Foundations of Clinical Research · Level 1: From Clinical Question to Publication</w:t>
       </w:r>
     </w:p>
     <w:p>
@@ -26,13 +26,16 @@
         <w:t>Organisation:</w:t>
       </w:r>
       <w:r>
-        <w:t xml:space="preserve"> Neudata — </w:t>
+        <w:t xml:space="preserve"> Neudata (</w:t>
       </w:r>
       <w:r>
         <w:rPr>
           <w:i/>
         </w:rPr>
         <w:t>#ClearDataClearImpact</w:t>
+      </w:r>
+      <w:r>
+        <w:t>)</w:t>
       </w:r>
     </w:p>
     <w:p>
@@ -54,7 +57,7 @@
         <w:t>Who reviews whom:</w:t>
       </w:r>
       <w:r>
-        <w:t xml:space="preserve"> Group 1 → Group 2 → Group 3 → Group 4 → Group 5 → Group 1</w:t>
+        <w:t xml:space="preserve"> Group 1 reviews Group 2, Group 2 reviews Group 3, Group 3 reviews Group 4, Group 4 reviews Group 5, and Group 5 reviews Group 1</w:t>
       </w:r>
     </w:p>
     <w:p>
@@ -97,7 +100,7 @@
     </w:p>
     <w:p>
       <w:r>
-        <w:t xml:space="preserve">Every paper you submit will be peer reviewed, and sooner or later you will be asked to review. In Session 8 you practised on two published papers. Now you review a colleague group's draft — and receive a review of your own — exactly as a journal would. The aim is to </w:t>
+        <w:t xml:space="preserve">Every paper you submit will be peer reviewed, and sooner or later you will be asked to review. In Session 8 you practised on two published papers. Now you review a colleague group's draft and receive a review of your own, exactly as a journal would. The aim is to </w:t>
       </w:r>
       <w:r>
         <w:rPr>
@@ -798,8 +801,8 @@
       </w:tblPr>
       <w:tblGrid>
         <w:gridCol w:w="481"/>
-        <w:gridCol w:w="4156"/>
-        <w:gridCol w:w="4773"/>
+        <w:gridCol w:w="4123"/>
+        <w:gridCol w:w="4806"/>
       </w:tblGrid>
       <w:tr>
         <w:trPr>
@@ -834,7 +837,7 @@
         </w:tc>
         <w:tc>
           <w:tcPr>
-            <w:tcW w:type="dxa" w:w="4156"/>
+            <w:tcW w:type="dxa" w:w="4123"/>
             <w:tcBorders>
               <w:top w:val="single" w:sz="4" w:color="04242F"/>
               <w:left w:val="single" w:sz="4" w:color="04242F"/>
@@ -860,7 +863,7 @@
         </w:tc>
         <w:tc>
           <w:tcPr>
-            <w:tcW w:type="dxa" w:w="4773"/>
+            <w:tcW w:type="dxa" w:w="4806"/>
             <w:tcBorders>
               <w:top w:val="single" w:sz="4" w:color="04242F"/>
               <w:left w:val="single" w:sz="4" w:color="04242F"/>
@@ -914,7 +917,7 @@
         </w:tc>
         <w:tc>
           <w:tcPr>
-            <w:tcW w:type="dxa" w:w="4156"/>
+            <w:tcW w:type="dxa" w:w="4123"/>
             <w:tcBorders>
               <w:top w:val="single" w:sz="4" w:color="D5DDE1"/>
               <w:left w:val="single" w:sz="4" w:color="D5DDE1"/>
@@ -932,19 +935,19 @@
                 <w:b/>
                 <w:sz w:val="19"/>
               </w:rPr>
-              <w:t>Question</w:t>
+              <w:t>Question:</w:t>
             </w:r>
             <w:r>
               <w:rPr>
                 <w:sz w:val="19"/>
               </w:rPr>
-              <w:t xml:space="preserve"> — Can you write the study's PICO in one line?</w:t>
+              <w:t xml:space="preserve"> Can you write the study's PICO in one line?</w:t>
             </w:r>
           </w:p>
         </w:tc>
         <w:tc>
           <w:tcPr>
-            <w:tcW w:type="dxa" w:w="4773"/>
+            <w:tcW w:type="dxa" w:w="4806"/>
             <w:tcBorders>
               <w:top w:val="single" w:sz="4" w:color="D5DDE1"/>
               <w:left w:val="single" w:sz="4" w:color="D5DDE1"/>
@@ -996,7 +999,7 @@
         </w:tc>
         <w:tc>
           <w:tcPr>
-            <w:tcW w:type="dxa" w:w="4156"/>
+            <w:tcW w:type="dxa" w:w="4123"/>
             <w:tcBorders>
               <w:top w:val="single" w:sz="4" w:color="D5DDE1"/>
               <w:left w:val="single" w:sz="4" w:color="D5DDE1"/>
@@ -1015,19 +1018,19 @@
                 <w:b/>
                 <w:sz w:val="19"/>
               </w:rPr>
-              <w:t>Design</w:t>
+              <w:t>Design:</w:t>
             </w:r>
             <w:r>
               <w:rPr>
                 <w:sz w:val="19"/>
               </w:rPr>
-              <w:t xml:space="preserve"> — What is the design, and is it right for the question?</w:t>
+              <w:t xml:space="preserve"> What is the design, and is it right for the question?</w:t>
             </w:r>
           </w:p>
         </w:tc>
         <w:tc>
           <w:tcPr>
-            <w:tcW w:type="dxa" w:w="4773"/>
+            <w:tcW w:type="dxa" w:w="4806"/>
             <w:tcBorders>
               <w:top w:val="single" w:sz="4" w:color="D5DDE1"/>
               <w:left w:val="single" w:sz="4" w:color="D5DDE1"/>
@@ -1079,7 +1082,7 @@
         </w:tc>
         <w:tc>
           <w:tcPr>
-            <w:tcW w:type="dxa" w:w="4156"/>
+            <w:tcW w:type="dxa" w:w="4123"/>
             <w:tcBorders>
               <w:top w:val="single" w:sz="4" w:color="D5DDE1"/>
               <w:left w:val="single" w:sz="4" w:color="D5DDE1"/>
@@ -1097,19 +1100,19 @@
                 <w:b/>
                 <w:sz w:val="19"/>
               </w:rPr>
-              <w:t>Participants</w:t>
+              <w:t>Participants:</w:t>
             </w:r>
             <w:r>
               <w:rPr>
                 <w:sz w:val="19"/>
               </w:rPr>
-              <w:t xml:space="preserve"> — Who was included and left out?</w:t>
+              <w:t xml:space="preserve"> Who was included and left out?</w:t>
             </w:r>
           </w:p>
         </w:tc>
         <w:tc>
           <w:tcPr>
-            <w:tcW w:type="dxa" w:w="4773"/>
+            <w:tcW w:type="dxa" w:w="4806"/>
             <w:tcBorders>
               <w:top w:val="single" w:sz="4" w:color="D5DDE1"/>
               <w:left w:val="single" w:sz="4" w:color="D5DDE1"/>
@@ -1161,7 +1164,7 @@
         </w:tc>
         <w:tc>
           <w:tcPr>
-            <w:tcW w:type="dxa" w:w="4156"/>
+            <w:tcW w:type="dxa" w:w="4123"/>
             <w:tcBorders>
               <w:top w:val="single" w:sz="4" w:color="D5DDE1"/>
               <w:left w:val="single" w:sz="4" w:color="D5DDE1"/>
@@ -1180,19 +1183,19 @@
                 <w:b/>
                 <w:sz w:val="19"/>
               </w:rPr>
-              <w:t>Comparison groups</w:t>
+              <w:t>Comparison groups:</w:t>
             </w:r>
             <w:r>
               <w:rPr>
                 <w:sz w:val="19"/>
               </w:rPr>
-              <w:t xml:space="preserve"> — Were groups similar at the start? How was this handled?</w:t>
+              <w:t xml:space="preserve"> Were groups similar at the start? How was this handled?</w:t>
             </w:r>
           </w:p>
         </w:tc>
         <w:tc>
           <w:tcPr>
-            <w:tcW w:type="dxa" w:w="4773"/>
+            <w:tcW w:type="dxa" w:w="4806"/>
             <w:tcBorders>
               <w:top w:val="single" w:sz="4" w:color="D5DDE1"/>
               <w:left w:val="single" w:sz="4" w:color="D5DDE1"/>
@@ -1244,7 +1247,7 @@
         </w:tc>
         <w:tc>
           <w:tcPr>
-            <w:tcW w:type="dxa" w:w="4156"/>
+            <w:tcW w:type="dxa" w:w="4123"/>
             <w:tcBorders>
               <w:top w:val="single" w:sz="4" w:color="D5DDE1"/>
               <w:left w:val="single" w:sz="4" w:color="D5DDE1"/>
@@ -1262,19 +1265,19 @@
                 <w:b/>
                 <w:sz w:val="19"/>
               </w:rPr>
-              <w:t>Bias</w:t>
+              <w:t>Bias:</w:t>
             </w:r>
             <w:r>
               <w:rPr>
                 <w:sz w:val="19"/>
               </w:rPr>
-              <w:t xml:space="preserve"> — Could knowledge of the exposure, or how data were collected, change the outcome?</w:t>
+              <w:t xml:space="preserve"> Could knowledge of the exposure, or how data were collected, change the outcome?</w:t>
             </w:r>
           </w:p>
         </w:tc>
         <w:tc>
           <w:tcPr>
-            <w:tcW w:type="dxa" w:w="4773"/>
+            <w:tcW w:type="dxa" w:w="4806"/>
             <w:tcBorders>
               <w:top w:val="single" w:sz="4" w:color="D5DDE1"/>
               <w:left w:val="single" w:sz="4" w:color="D5DDE1"/>
@@ -1326,7 +1329,7 @@
         </w:tc>
         <w:tc>
           <w:tcPr>
-            <w:tcW w:type="dxa" w:w="4156"/>
+            <w:tcW w:type="dxa" w:w="4123"/>
             <w:tcBorders>
               <w:top w:val="single" w:sz="4" w:color="D5DDE1"/>
               <w:left w:val="single" w:sz="4" w:color="D5DDE1"/>
@@ -1345,19 +1348,19 @@
                 <w:b/>
                 <w:sz w:val="19"/>
               </w:rPr>
-              <w:t>Outcome</w:t>
+              <w:t>Outcome:</w:t>
             </w:r>
             <w:r>
               <w:rPr>
                 <w:sz w:val="19"/>
               </w:rPr>
-              <w:t xml:space="preserve"> — One pre-specified primary outcome, measured the same way?</w:t>
+              <w:t xml:space="preserve"> One pre-specified primary outcome, measured the same way?</w:t>
             </w:r>
           </w:p>
         </w:tc>
         <w:tc>
           <w:tcPr>
-            <w:tcW w:type="dxa" w:w="4773"/>
+            <w:tcW w:type="dxa" w:w="4806"/>
             <w:tcBorders>
               <w:top w:val="single" w:sz="4" w:color="D5DDE1"/>
               <w:left w:val="single" w:sz="4" w:color="D5DDE1"/>
@@ -1409,7 +1412,7 @@
         </w:tc>
         <w:tc>
           <w:tcPr>
-            <w:tcW w:type="dxa" w:w="4156"/>
+            <w:tcW w:type="dxa" w:w="4123"/>
             <w:tcBorders>
               <w:top w:val="single" w:sz="4" w:color="D5DDE1"/>
               <w:left w:val="single" w:sz="4" w:color="D5DDE1"/>
@@ -1427,19 +1430,19 @@
                 <w:b/>
                 <w:sz w:val="19"/>
               </w:rPr>
-              <w:t>Numbers</w:t>
+              <w:t>Numbers:</w:t>
             </w:r>
             <w:r>
               <w:rPr>
                 <w:sz w:val="19"/>
               </w:rPr>
-              <w:t xml:space="preserve"> — Main result as an effect size with 95% CI? Narrow or wide?</w:t>
+              <w:t xml:space="preserve"> Main result as an effect size with 95% CI? Narrow or wide?</w:t>
             </w:r>
           </w:p>
         </w:tc>
         <w:tc>
           <w:tcPr>
-            <w:tcW w:type="dxa" w:w="4773"/>
+            <w:tcW w:type="dxa" w:w="4806"/>
             <w:tcBorders>
               <w:top w:val="single" w:sz="4" w:color="D5DDE1"/>
               <w:left w:val="single" w:sz="4" w:color="D5DDE1"/>
@@ -1491,7 +1494,7 @@
         </w:tc>
         <w:tc>
           <w:tcPr>
-            <w:tcW w:type="dxa" w:w="4156"/>
+            <w:tcW w:type="dxa" w:w="4123"/>
             <w:tcBorders>
               <w:top w:val="single" w:sz="4" w:color="D5DDE1"/>
               <w:left w:val="single" w:sz="4" w:color="D5DDE1"/>
@@ -1510,19 +1513,19 @@
                 <w:b/>
                 <w:sz w:val="19"/>
               </w:rPr>
-              <w:t>Words vs design</w:t>
+              <w:t>Words vs design:</w:t>
             </w:r>
             <w:r>
               <w:rPr>
                 <w:sz w:val="19"/>
               </w:rPr>
-              <w:t xml:space="preserve"> — Do conclusions match the design?</w:t>
+              <w:t xml:space="preserve"> Do conclusions match the design?</w:t>
             </w:r>
           </w:p>
         </w:tc>
         <w:tc>
           <w:tcPr>
-            <w:tcW w:type="dxa" w:w="4773"/>
+            <w:tcW w:type="dxa" w:w="4806"/>
             <w:tcBorders>
               <w:top w:val="single" w:sz="4" w:color="D5DDE1"/>
               <w:left w:val="single" w:sz="4" w:color="D5DDE1"/>
@@ -1574,7 +1577,7 @@
         </w:tc>
         <w:tc>
           <w:tcPr>
-            <w:tcW w:type="dxa" w:w="4156"/>
+            <w:tcW w:type="dxa" w:w="4123"/>
             <w:tcBorders>
               <w:top w:val="single" w:sz="4" w:color="D5DDE1"/>
               <w:left w:val="single" w:sz="4" w:color="D5DDE1"/>
@@ -1592,19 +1595,19 @@
                 <w:b/>
                 <w:sz w:val="19"/>
               </w:rPr>
-              <w:t>Limitations</w:t>
+              <w:t>Limitations:</w:t>
             </w:r>
             <w:r>
               <w:rPr>
                 <w:sz w:val="19"/>
               </w:rPr>
-              <w:t xml:space="preserve"> — Stated honestly? Name one they missed.</w:t>
+              <w:t xml:space="preserve"> Stated honestly? Name one they missed.</w:t>
             </w:r>
           </w:p>
         </w:tc>
         <w:tc>
           <w:tcPr>
-            <w:tcW w:type="dxa" w:w="4773"/>
+            <w:tcW w:type="dxa" w:w="4806"/>
             <w:tcBorders>
               <w:top w:val="single" w:sz="4" w:color="D5DDE1"/>
               <w:left w:val="single" w:sz="4" w:color="D5DDE1"/>
@@ -1655,7 +1658,7 @@
         </w:tc>
         <w:tc>
           <w:tcPr>
-            <w:tcW w:type="dxa" w:w="4156"/>
+            <w:tcW w:type="dxa" w:w="4123"/>
             <w:tcBorders>
               <w:top w:val="single" w:sz="4" w:color="D5DDE1"/>
               <w:left w:val="single" w:sz="4" w:color="D5DDE1"/>
@@ -1673,19 +1676,19 @@
                 <w:b/>
                 <w:sz w:val="19"/>
               </w:rPr>
-              <w:t>Use</w:t>
+              <w:t>Use:</w:t>
             </w:r>
             <w:r>
               <w:rPr>
                 <w:sz w:val="19"/>
               </w:rPr>
-              <w:t xml:space="preserve"> — Would this change practice? Why / why not?</w:t>
+              <w:t xml:space="preserve"> Would this change practice? Why / why not?</w:t>
             </w:r>
           </w:p>
         </w:tc>
         <w:tc>
           <w:tcPr>
-            <w:tcW w:type="dxa" w:w="4773"/>
+            <w:tcW w:type="dxa" w:w="4806"/>
             <w:tcBorders>
               <w:top w:val="single" w:sz="4" w:color="D5DDE1"/>
               <w:left w:val="single" w:sz="4" w:color="D5DDE1"/>
@@ -2596,7 +2599,7 @@
         <w:t>Do not rewrite the paper</w:t>
       </w:r>
       <w:r>
-        <w:t xml:space="preserve"> or impose your own style; suggest, do not dictate.</w:t>
+        <w:t xml:space="preserve"> or impose your own style. Suggest, do not dictate.</w:t>
       </w:r>
     </w:p>
     <w:p>
@@ -2622,7 +2625,7 @@
         <w:t>Stay within the data.</w:t>
       </w:r>
       <w:r>
-        <w:t xml:space="preserve"> Do not ask for analyses that are not in the results pack; you may suggest them as a limitation.</w:t>
+        <w:t xml:space="preserve"> Do not ask for analyses that are not in the results pack. You may suggest them as a limitation.</w:t>
       </w:r>
     </w:p>
     <w:p>
@@ -2830,10 +2833,10 @@
         <w:rPr>
           <w:b/>
         </w:rPr>
-        <w:t>5. Appraisal checklist and writing checks</w:t>
+        <w:t>5. Appraisal checklist and writing checks.</w:t>
       </w:r>
       <w:r>
-        <w:t xml:space="preserve"> — attach the two completed tables from section 3.</w:t>
+        <w:t xml:space="preserve"> Attach the two completed tables from section 3.</w:t>
       </w:r>
     </w:p>
     <w:p>
@@ -2998,7 +3001,7 @@
         <w:t>Disagree politely, with reasons.</w:t>
       </w:r>
       <w:r>
-        <w:t xml:space="preserve"> You do not have to accept every suggestion. If you disagree, say why, citing the data or the literature: "We agree this would be informative; however, this analysis is not in the pre-specified SAP. We have added it as a limitation (page 9, line 12)."</w:t>
+        <w:t xml:space="preserve"> You do not have to accept every suggestion. If you disagree, say why, citing the data or the literature: "We agree this would be informative. However, this analysis is not in the pre-specified SAP. We have added it as a limitation (page 9, line 12)."</w:t>
       </w:r>
     </w:p>
     <w:p>
@@ -3353,7 +3356,7 @@
         <w:color w:val="04242F"/>
         <w:sz w:val="16"/>
       </w:rPr>
-      <w:t>Foundations of Clinical Research — Level 1  ·  Peer-review instructions</w:t>
+      <w:t>Foundations of Clinical Research · Level 1  ·  Peer-review instructions</w:t>
     </w:r>
     <w:r>
       <w:tab/>

--- a/en/files/assignments/Peer_Review_Instructions.docx
+++ b/en/files/assignments/Peer_Review_Instructions.docx
@@ -57,7 +57,16 @@
         <w:t>Who reviews whom:</w:t>
       </w:r>
       <w:r>
-        <w:t xml:space="preserve"> Group 1 reviews Group 2, Group 2 reviews Group 3, Group 3 reviews Group 4, Group 4 reviews Group 5, and Group 5 reviews Group 1</w:t>
+        <w:t xml:space="preserve"> each participant reviews </w:t>
+      </w:r>
+      <w:r>
+        <w:rPr>
+          <w:b/>
+        </w:rPr>
+        <w:t>one</w:t>
+      </w:r>
+      <w:r>
+        <w:t xml:space="preserve"> classmate's draft, assigned by the instructor and sent by email or through the online course folder. Everyone reviews one draft and receives one review. This is individual homework.</w:t>
       </w:r>
     </w:p>
     <w:p>
@@ -100,7 +109,7 @@
     </w:p>
     <w:p>
       <w:r>
-        <w:t xml:space="preserve">Every paper you submit will be peer reviewed, and sooner or later you will be asked to review. In Session 8 you practised on two published papers. Now you review a colleague group's draft and receive a review of your own, exactly as a journal would. The aim is to </w:t>
+        <w:t xml:space="preserve">Every paper you submit will be peer reviewed, and sooner or later you will be asked to review. In Session 8 you practised on two published papers. Now you review one classmate's draft and receive a review of your own, exactly as a journal would. The aim is to </w:t>
       </w:r>
       <w:r>
         <w:rPr>
@@ -134,9 +143,9 @@
         <w:tblLook w:firstColumn="1" w:firstRow="1" w:lastColumn="0" w:lastRow="0" w:noHBand="0" w:noVBand="1" w:val="04A0"/>
       </w:tblPr>
       <w:tblGrid>
-        <w:gridCol w:w="2068"/>
-        <w:gridCol w:w="1275"/>
-        <w:gridCol w:w="6067"/>
+        <w:gridCol w:w="1490"/>
+        <w:gridCol w:w="1502"/>
+        <w:gridCol w:w="6418"/>
       </w:tblGrid>
       <w:tr>
         <w:trPr>
@@ -145,7 +154,7 @@
         </w:trPr>
         <w:tc>
           <w:tcPr>
-            <w:tcW w:type="dxa" w:w="2069"/>
+            <w:tcW w:type="dxa" w:w="1491"/>
             <w:tcBorders>
               <w:top w:val="single" w:sz="4" w:color="04242F"/>
               <w:left w:val="single" w:sz="4" w:color="04242F"/>
@@ -171,7 +180,7 @@
         </w:tc>
         <w:tc>
           <w:tcPr>
-            <w:tcW w:type="dxa" w:w="1276"/>
+            <w:tcW w:type="dxa" w:w="1502"/>
             <w:tcBorders>
               <w:top w:val="single" w:sz="4" w:color="04242F"/>
               <w:left w:val="single" w:sz="4" w:color="04242F"/>
@@ -197,7 +206,7 @@
         </w:tc>
         <w:tc>
           <w:tcPr>
-            <w:tcW w:type="dxa" w:w="6067"/>
+            <w:tcW w:type="dxa" w:w="6418"/>
             <w:tcBorders>
               <w:top w:val="single" w:sz="4" w:color="04242F"/>
               <w:left w:val="single" w:sz="4" w:color="04242F"/>
@@ -228,7 +237,7 @@
         </w:trPr>
         <w:tc>
           <w:tcPr>
-            <w:tcW w:type="dxa" w:w="2069"/>
+            <w:tcW w:type="dxa" w:w="1491"/>
             <w:tcBorders>
               <w:top w:val="single" w:sz="4" w:color="D5DDE1"/>
               <w:left w:val="single" w:sz="4" w:color="D5DDE1"/>
@@ -251,7 +260,7 @@
         </w:tc>
         <w:tc>
           <w:tcPr>
-            <w:tcW w:type="dxa" w:w="1276"/>
+            <w:tcW w:type="dxa" w:w="1502"/>
             <w:tcBorders>
               <w:top w:val="single" w:sz="4" w:color="D5DDE1"/>
               <w:left w:val="single" w:sz="4" w:color="D5DDE1"/>
@@ -268,13 +277,13 @@
               <w:rPr>
                 <w:sz w:val="19"/>
               </w:rPr>
-              <w:t>Each group</w:t>
+              <w:t>Each participant</w:t>
             </w:r>
           </w:p>
         </w:tc>
         <w:tc>
           <w:tcPr>
-            <w:tcW w:type="dxa" w:w="6067"/>
+            <w:tcW w:type="dxa" w:w="6418"/>
             <w:tcBorders>
               <w:top w:val="single" w:sz="4" w:color="D5DDE1"/>
               <w:left w:val="single" w:sz="4" w:color="D5DDE1"/>
@@ -291,7 +300,7 @@
               <w:rPr>
                 <w:sz w:val="19"/>
               </w:rPr>
-              <w:t>Submits its draft manuscript (</w:t>
+              <w:t>Submits their draft manuscript (</w:t>
             </w:r>
             <w:r>
               <w:rPr>
@@ -299,7 +308,7 @@
                 <w:color w:val="0B376C"/>
                 <w:sz w:val="19"/>
               </w:rPr>
-              <w:t>GroupN_Manuscript_QN_draft.docx</w:t>
+              <w:t>Surname_Manuscript_QN_draft.docx</w:t>
             </w:r>
             <w:r>
               <w:rPr>
@@ -316,7 +325,7 @@
         </w:trPr>
         <w:tc>
           <w:tcPr>
-            <w:tcW w:type="dxa" w:w="2069"/>
+            <w:tcW w:type="dxa" w:w="1491"/>
             <w:tcBorders>
               <w:top w:val="single" w:sz="4" w:color="D5DDE1"/>
               <w:left w:val="single" w:sz="4" w:color="D5DDE1"/>
@@ -340,7 +349,7 @@
         </w:tc>
         <w:tc>
           <w:tcPr>
-            <w:tcW w:type="dxa" w:w="1276"/>
+            <w:tcW w:type="dxa" w:w="1502"/>
             <w:tcBorders>
               <w:top w:val="single" w:sz="4" w:color="D5DDE1"/>
               <w:left w:val="single" w:sz="4" w:color="D5DDE1"/>
@@ -364,7 +373,7 @@
         </w:tc>
         <w:tc>
           <w:tcPr>
-            <w:tcW w:type="dxa" w:w="6067"/>
+            <w:tcW w:type="dxa" w:w="6418"/>
             <w:tcBorders>
               <w:top w:val="single" w:sz="4" w:color="D5DDE1"/>
               <w:left w:val="single" w:sz="4" w:color="D5DDE1"/>
@@ -382,7 +391,7 @@
               <w:rPr>
                 <w:sz w:val="19"/>
               </w:rPr>
-              <w:t>Sends each group the draft it will review (without changes)</w:t>
+              <w:t>Sends each participant the one draft they will review (without changes). The course lead makes a simple list so that every draft is reviewed exactly once, and where possible pairs drafts on a different question</w:t>
             </w:r>
           </w:p>
         </w:tc>
@@ -393,7 +402,7 @@
         </w:trPr>
         <w:tc>
           <w:tcPr>
-            <w:tcW w:type="dxa" w:w="2069"/>
+            <w:tcW w:type="dxa" w:w="1491"/>
             <w:tcBorders>
               <w:top w:val="single" w:sz="4" w:color="D5DDE1"/>
               <w:left w:val="single" w:sz="4" w:color="D5DDE1"/>
@@ -417,7 +426,7 @@
         </w:tc>
         <w:tc>
           <w:tcPr>
-            <w:tcW w:type="dxa" w:w="1276"/>
+            <w:tcW w:type="dxa" w:w="1502"/>
             <w:tcBorders>
               <w:top w:val="single" w:sz="4" w:color="D5DDE1"/>
               <w:left w:val="single" w:sz="4" w:color="D5DDE1"/>
@@ -434,13 +443,13 @@
               <w:rPr>
                 <w:sz w:val="19"/>
               </w:rPr>
-              <w:t>Reviewing group</w:t>
+              <w:t>Reviewer</w:t>
             </w:r>
           </w:p>
         </w:tc>
         <w:tc>
           <w:tcPr>
-            <w:tcW w:type="dxa" w:w="6067"/>
+            <w:tcW w:type="dxa" w:w="6418"/>
             <w:tcBorders>
               <w:top w:val="single" w:sz="4" w:color="D5DDE1"/>
               <w:left w:val="single" w:sz="4" w:color="D5DDE1"/>
@@ -457,7 +466,7 @@
               <w:rPr>
                 <w:sz w:val="19"/>
               </w:rPr>
-              <w:t>Sends its review report (</w:t>
+              <w:t>Sends the review report (</w:t>
             </w:r>
             <w:r>
               <w:rPr>
@@ -465,13 +474,13 @@
                 <w:color w:val="0B376C"/>
                 <w:sz w:val="19"/>
               </w:rPr>
-              <w:t>GroupN_Review_of_GroupM.docx</w:t>
+              <w:t>Surname_Review_of_[author's surname].docx</w:t>
             </w:r>
             <w:r>
               <w:rPr>
                 <w:sz w:val="19"/>
               </w:rPr>
-              <w:t>) to the course lead, who forwards it to the authors</w:t>
+              <w:t>) to the course lead, who forwards it to the author</w:t>
             </w:r>
           </w:p>
         </w:tc>
@@ -482,7 +491,7 @@
         </w:trPr>
         <w:tc>
           <w:tcPr>
-            <w:tcW w:type="dxa" w:w="2069"/>
+            <w:tcW w:type="dxa" w:w="1491"/>
             <w:tcBorders>
               <w:top w:val="single" w:sz="4" w:color="D5DDE1"/>
               <w:left w:val="single" w:sz="4" w:color="D5DDE1"/>
@@ -506,7 +515,7 @@
         </w:tc>
         <w:tc>
           <w:tcPr>
-            <w:tcW w:type="dxa" w:w="1276"/>
+            <w:tcW w:type="dxa" w:w="1502"/>
             <w:tcBorders>
               <w:top w:val="single" w:sz="4" w:color="D5DDE1"/>
               <w:left w:val="single" w:sz="4" w:color="D5DDE1"/>
@@ -523,13 +532,13 @@
               <w:rPr>
                 <w:sz w:val="19"/>
               </w:rPr>
-              <w:t>Authors</w:t>
+              <w:t>Author</w:t>
             </w:r>
           </w:p>
         </w:tc>
         <w:tc>
           <w:tcPr>
-            <w:tcW w:type="dxa" w:w="6067"/>
+            <w:tcW w:type="dxa" w:w="6418"/>
             <w:tcBorders>
               <w:top w:val="single" w:sz="4" w:color="D5DDE1"/>
               <w:left w:val="single" w:sz="4" w:color="D5DDE1"/>
@@ -546,7 +555,7 @@
               <w:rPr>
                 <w:sz w:val="19"/>
               </w:rPr>
-              <w:t>Send the revised manuscript (tracked changes) and the response letter to the course lead</w:t>
+              <w:t>Sends the revised manuscript (tracked changes) and the response letter to the course lead</w:t>
             </w:r>
           </w:p>
         </w:tc>
@@ -565,10 +574,10 @@
         <w:rPr>
           <w:b/>
         </w:rPr>
-        <w:t>2–3 hours</w:t>
+        <w:t>2 hours</w:t>
       </w:r>
       <w:r>
-        <w:t xml:space="preserve"> for the review: about 45 minutes reading alone, a 60-minute group meeting (online is fine), and 30–45 minutes to write the report.</w:t>
+        <w:t xml:space="preserve"> for the review: about 45 minutes to read the draft, 45 minutes to check it against the results pack and the checklists, and 30 minutes to write the report.</w:t>
       </w:r>
     </w:p>
     <w:p>
@@ -576,7 +585,7 @@
         <w:pStyle w:val="Heading1"/>
       </w:pPr>
       <w:r>
-        <w:t>3. How to review (reviewing group)</w:t>
+        <w:t>3. How to review (reviewer)</w:t>
       </w:r>
     </w:p>
     <w:p>
@@ -599,10 +608,10 @@
         <w:rPr>
           <w:b/>
         </w:rPr>
-        <w:t>Read alone first.</w:t>
+        <w:t>Read it once first.</w:t>
       </w:r>
       <w:r>
-        <w:t xml:space="preserve"> Each member reads the whole draft once, without commenting, and writes down in one sentence what the paper found.</w:t>
+        <w:t xml:space="preserve"> Read the whole draft once, without commenting, and write down in one sentence what the paper found.</w:t>
       </w:r>
     </w:p>
     <w:p>
@@ -628,7 +637,7 @@
         <w:t>Check against the results pack.</w:t>
       </w:r>
       <w:r>
-        <w:t xml:space="preserve"> One member opens the authors' results pack (</w:t>
+        <w:t xml:space="preserve"> Open the results pack for the author's question (</w:t>
       </w:r>
       <w:r>
         <w:rPr>
@@ -639,7 +648,7 @@
         <w:t>Course/Data/results_packs/QN/results_pack_QN.md</w:t>
       </w:r>
       <w:r>
-        <w:t>) and checks the main numbers in the abstract, text and tables.</w:t>
+        <w:t>) and check the main numbers in the abstract, text and tables.</w:t>
       </w:r>
     </w:p>
     <w:p>
@@ -665,7 +674,7 @@
         <w:t>Apply the 10-question appraisal checklist</w:t>
       </w:r>
       <w:r>
-        <w:t xml:space="preserve"> (below) as a group.</w:t>
+        <w:t xml:space="preserve"> (below).</w:t>
       </w:r>
     </w:p>
     <w:p>
@@ -735,7 +744,7 @@
         <w:t>minor</w:t>
       </w:r>
       <w:r>
-        <w:t xml:space="preserve"> (clarity, wording, formatting). Keep only the comments that matter: about 3–6 major and 5–10 minor.</w:t>
+        <w:t xml:space="preserve"> (clarity, wording, formatting). Keep only the comments that matter: about 3 to 6 major and 5 to 10 minor.</w:t>
       </w:r>
     </w:p>
     <w:p>
@@ -761,7 +770,7 @@
         <w:t>Write the report</w:t>
       </w:r>
       <w:r>
-        <w:t xml:space="preserve"> using the template in section 5. Agree it as a group.</w:t>
+        <w:t xml:space="preserve"> using the template in section 5.</w:t>
       </w:r>
     </w:p>
     <w:p>
@@ -769,7 +778,7 @@
         <w:pStyle w:val="Heading2"/>
       </w:pPr>
       <w:r>
-        <w:t>The 10-question appraisal checklist (applied to a colleague's draft)</w:t>
+        <w:t>The 10-question appraisal checklist (applied to a classmate's draft)</w:t>
       </w:r>
     </w:p>
     <w:p>
@@ -801,8 +810,8 @@
       </w:tblPr>
       <w:tblGrid>
         <w:gridCol w:w="481"/>
-        <w:gridCol w:w="4123"/>
-        <w:gridCol w:w="4806"/>
+        <w:gridCol w:w="4166"/>
+        <w:gridCol w:w="4763"/>
       </w:tblGrid>
       <w:tr>
         <w:trPr>
@@ -837,7 +846,7 @@
         </w:tc>
         <w:tc>
           <w:tcPr>
-            <w:tcW w:type="dxa" w:w="4123"/>
+            <w:tcW w:type="dxa" w:w="4166"/>
             <w:tcBorders>
               <w:top w:val="single" w:sz="4" w:color="04242F"/>
               <w:left w:val="single" w:sz="4" w:color="04242F"/>
@@ -863,7 +872,7 @@
         </w:tc>
         <w:tc>
           <w:tcPr>
-            <w:tcW w:type="dxa" w:w="4806"/>
+            <w:tcW w:type="dxa" w:w="4763"/>
             <w:tcBorders>
               <w:top w:val="single" w:sz="4" w:color="04242F"/>
               <w:left w:val="single" w:sz="4" w:color="04242F"/>
@@ -917,7 +926,7 @@
         </w:tc>
         <w:tc>
           <w:tcPr>
-            <w:tcW w:type="dxa" w:w="4123"/>
+            <w:tcW w:type="dxa" w:w="4166"/>
             <w:tcBorders>
               <w:top w:val="single" w:sz="4" w:color="D5DDE1"/>
               <w:left w:val="single" w:sz="4" w:color="D5DDE1"/>
@@ -947,7 +956,7 @@
         </w:tc>
         <w:tc>
           <w:tcPr>
-            <w:tcW w:type="dxa" w:w="4806"/>
+            <w:tcW w:type="dxa" w:w="4763"/>
             <w:tcBorders>
               <w:top w:val="single" w:sz="4" w:color="D5DDE1"/>
               <w:left w:val="single" w:sz="4" w:color="D5DDE1"/>
@@ -999,7 +1008,7 @@
         </w:tc>
         <w:tc>
           <w:tcPr>
-            <w:tcW w:type="dxa" w:w="4123"/>
+            <w:tcW w:type="dxa" w:w="4166"/>
             <w:tcBorders>
               <w:top w:val="single" w:sz="4" w:color="D5DDE1"/>
               <w:left w:val="single" w:sz="4" w:color="D5DDE1"/>
@@ -1030,7 +1039,7 @@
         </w:tc>
         <w:tc>
           <w:tcPr>
-            <w:tcW w:type="dxa" w:w="4806"/>
+            <w:tcW w:type="dxa" w:w="4763"/>
             <w:tcBorders>
               <w:top w:val="single" w:sz="4" w:color="D5DDE1"/>
               <w:left w:val="single" w:sz="4" w:color="D5DDE1"/>
@@ -1082,7 +1091,7 @@
         </w:tc>
         <w:tc>
           <w:tcPr>
-            <w:tcW w:type="dxa" w:w="4123"/>
+            <w:tcW w:type="dxa" w:w="4166"/>
             <w:tcBorders>
               <w:top w:val="single" w:sz="4" w:color="D5DDE1"/>
               <w:left w:val="single" w:sz="4" w:color="D5DDE1"/>
@@ -1112,7 +1121,7 @@
         </w:tc>
         <w:tc>
           <w:tcPr>
-            <w:tcW w:type="dxa" w:w="4806"/>
+            <w:tcW w:type="dxa" w:w="4763"/>
             <w:tcBorders>
               <w:top w:val="single" w:sz="4" w:color="D5DDE1"/>
               <w:left w:val="single" w:sz="4" w:color="D5DDE1"/>
@@ -1164,7 +1173,7 @@
         </w:tc>
         <w:tc>
           <w:tcPr>
-            <w:tcW w:type="dxa" w:w="4123"/>
+            <w:tcW w:type="dxa" w:w="4166"/>
             <w:tcBorders>
               <w:top w:val="single" w:sz="4" w:color="D5DDE1"/>
               <w:left w:val="single" w:sz="4" w:color="D5DDE1"/>
@@ -1189,13 +1198,13 @@
               <w:rPr>
                 <w:sz w:val="19"/>
               </w:rPr>
-              <w:t xml:space="preserve"> Were groups similar at the start? How was this handled?</w:t>
+              <w:t xml:space="preserve"> Were the exposure groups similar at the start? How was this handled?</w:t>
             </w:r>
           </w:p>
         </w:tc>
         <w:tc>
           <w:tcPr>
-            <w:tcW w:type="dxa" w:w="4806"/>
+            <w:tcW w:type="dxa" w:w="4763"/>
             <w:tcBorders>
               <w:top w:val="single" w:sz="4" w:color="D5DDE1"/>
               <w:left w:val="single" w:sz="4" w:color="D5DDE1"/>
@@ -1247,7 +1256,7 @@
         </w:tc>
         <w:tc>
           <w:tcPr>
-            <w:tcW w:type="dxa" w:w="4123"/>
+            <w:tcW w:type="dxa" w:w="4166"/>
             <w:tcBorders>
               <w:top w:val="single" w:sz="4" w:color="D5DDE1"/>
               <w:left w:val="single" w:sz="4" w:color="D5DDE1"/>
@@ -1277,7 +1286,7 @@
         </w:tc>
         <w:tc>
           <w:tcPr>
-            <w:tcW w:type="dxa" w:w="4806"/>
+            <w:tcW w:type="dxa" w:w="4763"/>
             <w:tcBorders>
               <w:top w:val="single" w:sz="4" w:color="D5DDE1"/>
               <w:left w:val="single" w:sz="4" w:color="D5DDE1"/>
@@ -1329,7 +1338,7 @@
         </w:tc>
         <w:tc>
           <w:tcPr>
-            <w:tcW w:type="dxa" w:w="4123"/>
+            <w:tcW w:type="dxa" w:w="4166"/>
             <w:tcBorders>
               <w:top w:val="single" w:sz="4" w:color="D5DDE1"/>
               <w:left w:val="single" w:sz="4" w:color="D5DDE1"/>
@@ -1360,7 +1369,7 @@
         </w:tc>
         <w:tc>
           <w:tcPr>
-            <w:tcW w:type="dxa" w:w="4806"/>
+            <w:tcW w:type="dxa" w:w="4763"/>
             <w:tcBorders>
               <w:top w:val="single" w:sz="4" w:color="D5DDE1"/>
               <w:left w:val="single" w:sz="4" w:color="D5DDE1"/>
@@ -1412,7 +1421,7 @@
         </w:tc>
         <w:tc>
           <w:tcPr>
-            <w:tcW w:type="dxa" w:w="4123"/>
+            <w:tcW w:type="dxa" w:w="4166"/>
             <w:tcBorders>
               <w:top w:val="single" w:sz="4" w:color="D5DDE1"/>
               <w:left w:val="single" w:sz="4" w:color="D5DDE1"/>
@@ -1442,7 +1451,7 @@
         </w:tc>
         <w:tc>
           <w:tcPr>
-            <w:tcW w:type="dxa" w:w="4806"/>
+            <w:tcW w:type="dxa" w:w="4763"/>
             <w:tcBorders>
               <w:top w:val="single" w:sz="4" w:color="D5DDE1"/>
               <w:left w:val="single" w:sz="4" w:color="D5DDE1"/>
@@ -1494,7 +1503,7 @@
         </w:tc>
         <w:tc>
           <w:tcPr>
-            <w:tcW w:type="dxa" w:w="4123"/>
+            <w:tcW w:type="dxa" w:w="4166"/>
             <w:tcBorders>
               <w:top w:val="single" w:sz="4" w:color="D5DDE1"/>
               <w:left w:val="single" w:sz="4" w:color="D5DDE1"/>
@@ -1525,7 +1534,7 @@
         </w:tc>
         <w:tc>
           <w:tcPr>
-            <w:tcW w:type="dxa" w:w="4806"/>
+            <w:tcW w:type="dxa" w:w="4763"/>
             <w:tcBorders>
               <w:top w:val="single" w:sz="4" w:color="D5DDE1"/>
               <w:left w:val="single" w:sz="4" w:color="D5DDE1"/>
@@ -1577,7 +1586,7 @@
         </w:tc>
         <w:tc>
           <w:tcPr>
-            <w:tcW w:type="dxa" w:w="4123"/>
+            <w:tcW w:type="dxa" w:w="4166"/>
             <w:tcBorders>
               <w:top w:val="single" w:sz="4" w:color="D5DDE1"/>
               <w:left w:val="single" w:sz="4" w:color="D5DDE1"/>
@@ -1607,7 +1616,7 @@
         </w:tc>
         <w:tc>
           <w:tcPr>
-            <w:tcW w:type="dxa" w:w="4806"/>
+            <w:tcW w:type="dxa" w:w="4763"/>
             <w:tcBorders>
               <w:top w:val="single" w:sz="4" w:color="D5DDE1"/>
               <w:left w:val="single" w:sz="4" w:color="D5DDE1"/>
@@ -1658,7 +1667,7 @@
         </w:tc>
         <w:tc>
           <w:tcPr>
-            <w:tcW w:type="dxa" w:w="4123"/>
+            <w:tcW w:type="dxa" w:w="4166"/>
             <w:tcBorders>
               <w:top w:val="single" w:sz="4" w:color="D5DDE1"/>
               <w:left w:val="single" w:sz="4" w:color="D5DDE1"/>
@@ -1688,7 +1697,7 @@
         </w:tc>
         <w:tc>
           <w:tcPr>
-            <w:tcW w:type="dxa" w:w="4806"/>
+            <w:tcW w:type="dxa" w:w="4763"/>
             <w:tcBorders>
               <w:top w:val="single" w:sz="4" w:color="D5DDE1"/>
               <w:left w:val="single" w:sz="4" w:color="D5DDE1"/>
@@ -1912,7 +1921,7 @@
               <w:rPr>
                 <w:sz w:val="19"/>
               </w:rPr>
-              <w:t>Structured abstract ≤ 250 words, with the main effect and 95% CI</w:t>
+              <w:t>Structured abstract of 250 words or fewer, with the main effect and 95% CI</w:t>
             </w:r>
           </w:p>
         </w:tc>
@@ -2419,7 +2428,7 @@
               <w:rPr>
                 <w:sz w:val="19"/>
               </w:rPr>
-              <w:t>References consistent (Vancouver); about 2,000 words; CRediT and AI-use statements present</w:t>
+              <w:t>References consistent (Vancouver); about 2,000 words; CRediT statement, course acknowledgement and AI-use statement present</w:t>
             </w:r>
           </w:p>
         </w:tc>
@@ -2495,7 +2504,7 @@
         <w:t>Comment on the paper, not the people.</w:t>
       </w:r>
       <w:r>
-        <w:t xml:space="preserve"> Write "The Results do not report the crude OR", not "You forgot…" or "The authors clearly don't understand…".</w:t>
+        <w:t xml:space="preserve"> Write "The Results do not report the crude OR", not "You forgot..." or "The author clearly doesn't understand...".</w:t>
       </w:r>
     </w:p>
     <w:p>
@@ -2651,7 +2660,7 @@
         <w:t>Keep it confidential.</w:t>
       </w:r>
       <w:r>
-        <w:t xml:space="preserve"> Do not share the draft outside your group, and do </w:t>
+        <w:t xml:space="preserve"> Do not share the draft with anyone else, and do </w:t>
       </w:r>
       <w:r>
         <w:rPr>
@@ -2707,7 +2716,7 @@
           <w:color w:val="0B376C"/>
           <w:sz w:val="19"/>
         </w:rPr>
-        <w:t>GroupN_Review_of_GroupM.docx</w:t>
+        <w:t>Surname_Review_of_[author's surname].docx</w:t>
       </w:r>
       <w:r>
         <w:t>.</w:t>
@@ -2721,7 +2730,7 @@
         <w:t>Manuscript reviewed:</w:t>
       </w:r>
       <w:r>
-        <w:t xml:space="preserve"> Group ___, Question ___, working title: ______________________________</w:t>
+        <w:t xml:space="preserve"> author ______________, Question Q___, working title: ______________________________</w:t>
       </w:r>
     </w:p>
     <w:p>
@@ -2729,10 +2738,10 @@
         <w:rPr>
           <w:b/>
         </w:rPr>
-        <w:t>Reviewing group:</w:t>
+        <w:t>Reviewer:</w:t>
       </w:r>
       <w:r>
-        <w:t xml:space="preserve"> Group ___  </w:t>
+        <w:t xml:space="preserve"> ______________  </w:t>
       </w:r>
       <w:r>
         <w:rPr>
@@ -2749,7 +2758,7 @@
         <w:rPr>
           <w:b/>
         </w:rPr>
-        <w:t>1. Summary (3–4 sentences).</w:t>
+        <w:t>1. Summary (3 or 4 sentences).</w:t>
       </w:r>
       <w:r>
         <w:t xml:space="preserve"> What the paper asks, what it did and what it found, in your own words.</w:t>
@@ -2763,7 +2772,7 @@
         <w:rPr>
           <w:b/>
         </w:rPr>
-        <w:t>2. Strengths (2–3 points).</w:t>
+        <w:t>2. Strengths (2 or 3 points).</w:t>
       </w:r>
     </w:p>
     <w:p>
@@ -2860,7 +2869,7 @@
         <w:pStyle w:val="Heading1"/>
       </w:pPr>
       <w:r>
-        <w:t>6. How authors respond (authoring group)</w:t>
+        <w:t>6. How authors respond (author)</w:t>
       </w:r>
     </w:p>
     <w:p>
@@ -2923,7 +2932,7 @@
         <w:t>Course/Templates/Response_to_Reviewers_Template.docx</w:t>
       </w:r>
       <w:r>
-        <w:t>). Open with one sentence thanking the reviewers.</w:t>
+        <w:t>). Open with one sentence thanking the reviewer.</w:t>
       </w:r>
     </w:p>
     <w:p>
@@ -3081,9 +3090,9 @@
         <w:tblLook w:firstColumn="1" w:firstRow="1" w:lastColumn="0" w:lastRow="0" w:noHBand="0" w:noVBand="1" w:val="04A0"/>
       </w:tblPr>
       <w:tblGrid>
-        <w:gridCol w:w="3347"/>
-        <w:gridCol w:w="3609"/>
-        <w:gridCol w:w="2455"/>
+        <w:gridCol w:w="3284"/>
+        <w:gridCol w:w="3541"/>
+        <w:gridCol w:w="2586"/>
       </w:tblGrid>
       <w:tr>
         <w:trPr>
@@ -3092,7 +3101,7 @@
         </w:trPr>
         <w:tc>
           <w:tcPr>
-            <w:tcW w:type="dxa" w:w="3347"/>
+            <w:tcW w:type="dxa" w:w="3284"/>
             <w:tcBorders>
               <w:top w:val="single" w:sz="4" w:color="04242F"/>
               <w:left w:val="single" w:sz="4" w:color="04242F"/>
@@ -3118,7 +3127,7 @@
         </w:tc>
         <w:tc>
           <w:tcPr>
-            <w:tcW w:type="dxa" w:w="3609"/>
+            <w:tcW w:type="dxa" w:w="3541"/>
             <w:tcBorders>
               <w:top w:val="single" w:sz="4" w:color="04242F"/>
               <w:left w:val="single" w:sz="4" w:color="04242F"/>
@@ -3144,7 +3153,7 @@
         </w:tc>
         <w:tc>
           <w:tcPr>
-            <w:tcW w:type="dxa" w:w="2455"/>
+            <w:tcW w:type="dxa" w:w="2586"/>
             <w:tcBorders>
               <w:top w:val="single" w:sz="4" w:color="04242F"/>
               <w:left w:val="single" w:sz="4" w:color="04242F"/>
@@ -3175,7 +3184,7 @@
         </w:trPr>
         <w:tc>
           <w:tcPr>
-            <w:tcW w:type="dxa" w:w="3347"/>
+            <w:tcW w:type="dxa" w:w="3284"/>
             <w:tcBorders>
               <w:top w:val="single" w:sz="4" w:color="D5DDE1"/>
               <w:left w:val="single" w:sz="4" w:color="D5DDE1"/>
@@ -3197,7 +3206,7 @@
         </w:tc>
         <w:tc>
           <w:tcPr>
-            <w:tcW w:type="dxa" w:w="3609"/>
+            <w:tcW w:type="dxa" w:w="3541"/>
             <w:tcBorders>
               <w:top w:val="single" w:sz="4" w:color="D5DDE1"/>
               <w:left w:val="single" w:sz="4" w:color="D5DDE1"/>
@@ -3219,7 +3228,7 @@
         </w:tc>
         <w:tc>
           <w:tcPr>
-            <w:tcW w:type="dxa" w:w="2455"/>
+            <w:tcW w:type="dxa" w:w="2586"/>
             <w:tcBorders>
               <w:top w:val="single" w:sz="4" w:color="D5DDE1"/>
               <w:left w:val="single" w:sz="4" w:color="D5DDE1"/>
@@ -3235,7 +3244,7 @@
               <w:rPr>
                 <w:sz w:val="19"/>
               </w:rPr>
-              <w:t>Results, p. 6, lines 4–7; Discussion, p. 8, lines 15–18; Table 2 updated.</w:t>
+              <w:t>Results, p. 6, lines 4 to 7; Discussion, p. 8, lines 15 to 18; Table 2 updated.</w:t>
             </w:r>
           </w:p>
         </w:tc>

--- a/en/files/assignments/Peer_Review_Instructions.docx
+++ b/en/files/assignments/Peer_Review_Instructions.docx
@@ -7,7 +7,7 @@
         <w:pStyle w:val="Title"/>
       </w:pPr>
       <w:r>
-        <w:t>Manuscript Peer Review: Instructions for Reviewers and Authors</w:t>
+        <w:t>Results Section Peer Review: Instructions for Reviewers and Authors</w:t>
       </w:r>
     </w:p>
     <w:p>
@@ -46,7 +46,7 @@
         <w:t>When:</w:t>
       </w:r>
       <w:r>
-        <w:t xml:space="preserve"> the 2 weeks after Session 8 (homework)</w:t>
+        <w:t xml:space="preserve"> the 2 weeks after Session 8 (individual homework)</w:t>
       </w:r>
     </w:p>
     <w:p>
@@ -57,16 +57,7 @@
         <w:t>Who reviews whom:</w:t>
       </w:r>
       <w:r>
-        <w:t xml:space="preserve"> each participant reviews </w:t>
-      </w:r>
-      <w:r>
-        <w:rPr>
-          <w:b/>
-        </w:rPr>
-        <w:t>one</w:t>
-      </w:r>
-      <w:r>
-        <w:t xml:space="preserve"> classmate's draft, assigned by the instructor and sent by email or through the online course folder. Everyone reviews one draft and receives one review. This is individual homework.</w:t>
+        <w:t xml:space="preserve"> your reviewer is assigned at random and announced in Session 7. Everyone reviews one draft and receives one review.</w:t>
       </w:r>
     </w:p>
     <w:p>
@@ -88,7 +79,7 @@
         <w:t>Manuscript_Brief.pdf</w:t>
       </w:r>
       <w:r>
-        <w:t xml:space="preserve">, the 10-question appraisal checklist from Session 8 ("Be the reviewer"), the STROBE checklist, and </w:t>
+        <w:t xml:space="preserve">, the results pack for the author's question, and </w:t>
       </w:r>
       <w:r>
         <w:rPr>
@@ -96,7 +87,7 @@
           <w:color w:val="0B376C"/>
           <w:sz w:val="19"/>
         </w:rPr>
-        <w:t>Course/Templates/Response_to_Reviewers_Template.docx</w:t>
+        <w:t>Response_to_Reviewers_Template.docx</w:t>
       </w:r>
     </w:p>
     <w:p>
@@ -104,29 +95,7 @@
         <w:pStyle w:val="Heading1"/>
       </w:pPr>
       <w:r>
-        <w:t>1. Why we do this</w:t>
-      </w:r>
-    </w:p>
-    <w:p>
-      <w:r>
-        <w:t xml:space="preserve">Every paper you submit will be peer reviewed, and sooner or later you will be asked to review. In Session 8 you practised on two published papers. Now you review one classmate's draft and receive a review of your own, exactly as a journal would. The aim is to </w:t>
-      </w:r>
-      <w:r>
-        <w:rPr>
-          <w:b/>
-        </w:rPr>
-        <w:t>improve both papers</w:t>
-      </w:r>
-      <w:r>
-        <w:t>, not to judge the people who wrote them.</w:t>
-      </w:r>
-    </w:p>
-    <w:p>
-      <w:pPr>
-        <w:pStyle w:val="Heading1"/>
-      </w:pPr>
-      <w:r>
-        <w:t>2. Timeline</w:t>
+        <w:t>1. Timeline</w:t>
       </w:r>
     </w:p>
     <w:tbl>
@@ -143,9 +112,9 @@
         <w:tblLook w:firstColumn="1" w:firstRow="1" w:lastColumn="0" w:lastRow="0" w:noHBand="0" w:noVBand="1" w:val="04A0"/>
       </w:tblPr>
       <w:tblGrid>
-        <w:gridCol w:w="1490"/>
-        <w:gridCol w:w="1502"/>
-        <w:gridCol w:w="6418"/>
+        <w:gridCol w:w="2763"/>
+        <w:gridCol w:w="1162"/>
+        <w:gridCol w:w="5486"/>
       </w:tblGrid>
       <w:tr>
         <w:trPr>
@@ -154,7 +123,7 @@
         </w:trPr>
         <w:tc>
           <w:tcPr>
-            <w:tcW w:type="dxa" w:w="1491"/>
+            <w:tcW w:type="dxa" w:w="2763"/>
             <w:tcBorders>
               <w:top w:val="single" w:sz="4" w:color="04242F"/>
               <w:left w:val="single" w:sz="4" w:color="04242F"/>
@@ -180,7 +149,7 @@
         </w:tc>
         <w:tc>
           <w:tcPr>
-            <w:tcW w:type="dxa" w:w="1502"/>
+            <w:tcW w:type="dxa" w:w="1162"/>
             <w:tcBorders>
               <w:top w:val="single" w:sz="4" w:color="04242F"/>
               <w:left w:val="single" w:sz="4" w:color="04242F"/>
@@ -206,7 +175,7 @@
         </w:tc>
         <w:tc>
           <w:tcPr>
-            <w:tcW w:type="dxa" w:w="6418"/>
+            <w:tcW w:type="dxa" w:w="5486"/>
             <w:tcBorders>
               <w:top w:val="single" w:sz="4" w:color="04242F"/>
               <w:left w:val="single" w:sz="4" w:color="04242F"/>
@@ -237,7 +206,7 @@
         </w:trPr>
         <w:tc>
           <w:tcPr>
-            <w:tcW w:type="dxa" w:w="1491"/>
+            <w:tcW w:type="dxa" w:w="2763"/>
             <w:tcBorders>
               <w:top w:val="single" w:sz="4" w:color="D5DDE1"/>
               <w:left w:val="single" w:sz="4" w:color="D5DDE1"/>
@@ -254,13 +223,13 @@
               <w:rPr>
                 <w:sz w:val="19"/>
               </w:rPr>
-              <w:t>Day of Session 8, 23:59</w:t>
+              <w:t>Session 7 (12 December)</w:t>
             </w:r>
           </w:p>
         </w:tc>
         <w:tc>
           <w:tcPr>
-            <w:tcW w:type="dxa" w:w="1502"/>
+            <w:tcW w:type="dxa" w:w="1162"/>
             <w:tcBorders>
               <w:top w:val="single" w:sz="4" w:color="D5DDE1"/>
               <w:left w:val="single" w:sz="4" w:color="D5DDE1"/>
@@ -277,13 +246,13 @@
               <w:rPr>
                 <w:sz w:val="19"/>
               </w:rPr>
-              <w:t>Each participant</w:t>
+              <w:t>Course lead</w:t>
             </w:r>
           </w:p>
         </w:tc>
         <w:tc>
           <w:tcPr>
-            <w:tcW w:type="dxa" w:w="6418"/>
+            <w:tcW w:type="dxa" w:w="5486"/>
             <w:tcBorders>
               <w:top w:val="single" w:sz="4" w:color="D5DDE1"/>
               <w:left w:val="single" w:sz="4" w:color="D5DDE1"/>
@@ -300,21 +269,7 @@
               <w:rPr>
                 <w:sz w:val="19"/>
               </w:rPr>
-              <w:t>Submits their draft manuscript (</w:t>
-            </w:r>
-            <w:r>
-              <w:rPr>
-                <w:rFonts w:ascii="Consolas" w:hAnsi="Consolas" w:cs="Consolas" w:eastAsia="Consolas"/>
-                <w:color w:val="0B376C"/>
-                <w:sz w:val="19"/>
-              </w:rPr>
-              <w:t>Surname_Manuscript_QN_draft.docx</w:t>
-            </w:r>
-            <w:r>
-              <w:rPr>
-                <w:sz w:val="19"/>
-              </w:rPr>
-              <w:t>)</w:t>
+              <w:t>Announces who reviews whom, and sends the list by email</w:t>
             </w:r>
           </w:p>
         </w:tc>
@@ -325,7 +280,7 @@
         </w:trPr>
         <w:tc>
           <w:tcPr>
-            <w:tcW w:type="dxa" w:w="1491"/>
+            <w:tcW w:type="dxa" w:w="2763"/>
             <w:tcBorders>
               <w:top w:val="single" w:sz="4" w:color="D5DDE1"/>
               <w:left w:val="single" w:sz="4" w:color="D5DDE1"/>
@@ -343,13 +298,13 @@
               <w:rPr>
                 <w:sz w:val="19"/>
               </w:rPr>
-              <w:t>Within 2 days</w:t>
+              <w:t>23:59, 19 December 2026 (day of Session 8)</w:t>
             </w:r>
           </w:p>
         </w:tc>
         <w:tc>
           <w:tcPr>
-            <w:tcW w:type="dxa" w:w="1502"/>
+            <w:tcW w:type="dxa" w:w="1162"/>
             <w:tcBorders>
               <w:top w:val="single" w:sz="4" w:color="D5DDE1"/>
               <w:left w:val="single" w:sz="4" w:color="D5DDE1"/>
@@ -367,13 +322,13 @@
               <w:rPr>
                 <w:sz w:val="19"/>
               </w:rPr>
-              <w:t>Course lead</w:t>
+              <w:t>Author</w:t>
             </w:r>
           </w:p>
         </w:tc>
         <w:tc>
           <w:tcPr>
-            <w:tcW w:type="dxa" w:w="6418"/>
+            <w:tcW w:type="dxa" w:w="5486"/>
             <w:tcBorders>
               <w:top w:val="single" w:sz="4" w:color="D5DDE1"/>
               <w:left w:val="single" w:sz="4" w:color="D5DDE1"/>
@@ -391,7 +346,7 @@
               <w:rPr>
                 <w:sz w:val="19"/>
               </w:rPr>
-              <w:t>Sends each participant the one draft they will review (without changes). The course lead makes a simple list so that every draft is reviewed exactly once, and where possible pairs drafts on a different question</w:t>
+              <w:t>Emails the Results draft directly to the reviewer and to the course lead</w:t>
             </w:r>
           </w:p>
         </w:tc>
@@ -402,7 +357,7 @@
         </w:trPr>
         <w:tc>
           <w:tcPr>
-            <w:tcW w:type="dxa" w:w="1491"/>
+            <w:tcW w:type="dxa" w:w="2763"/>
             <w:tcBorders>
               <w:top w:val="single" w:sz="4" w:color="D5DDE1"/>
               <w:left w:val="single" w:sz="4" w:color="D5DDE1"/>
@@ -420,13 +375,19 @@
                 <w:b/>
                 <w:sz w:val="19"/>
               </w:rPr>
-              <w:t>Within 1 week after Session 8</w:t>
+              <w:t>2 January 2027</w:t>
+            </w:r>
+            <w:r>
+              <w:rPr>
+                <w:sz w:val="19"/>
+              </w:rPr>
+              <w:t xml:space="preserve"> (2 weeks after Session 8)</w:t>
             </w:r>
           </w:p>
         </w:tc>
         <w:tc>
           <w:tcPr>
-            <w:tcW w:type="dxa" w:w="1502"/>
+            <w:tcW w:type="dxa" w:w="1162"/>
             <w:tcBorders>
               <w:top w:val="single" w:sz="4" w:color="D5DDE1"/>
               <w:left w:val="single" w:sz="4" w:color="D5DDE1"/>
@@ -449,7 +410,7 @@
         </w:tc>
         <w:tc>
           <w:tcPr>
-            <w:tcW w:type="dxa" w:w="6418"/>
+            <w:tcW w:type="dxa" w:w="5486"/>
             <w:tcBorders>
               <w:top w:val="single" w:sz="4" w:color="D5DDE1"/>
               <w:left w:val="single" w:sz="4" w:color="D5DDE1"/>
@@ -466,7 +427,7 @@
               <w:rPr>
                 <w:sz w:val="19"/>
               </w:rPr>
-              <w:t>Sends the review report (</w:t>
+              <w:t>Emails the review report (</w:t>
             </w:r>
             <w:r>
               <w:rPr>
@@ -474,13 +435,13 @@
                 <w:color w:val="0B376C"/>
                 <w:sz w:val="19"/>
               </w:rPr>
-              <w:t>Surname_Review_of_[author's surname].docx</w:t>
+              <w:t>Surname_Firstname_Review.docx</w:t>
             </w:r>
             <w:r>
               <w:rPr>
                 <w:sz w:val="19"/>
               </w:rPr>
-              <w:t>) to the course lead, who forwards it to the author</w:t>
+              <w:t>) to the author and to the course lead</w:t>
             </w:r>
           </w:p>
         </w:tc>
@@ -491,7 +452,7 @@
         </w:trPr>
         <w:tc>
           <w:tcPr>
-            <w:tcW w:type="dxa" w:w="1491"/>
+            <w:tcW w:type="dxa" w:w="2763"/>
             <w:tcBorders>
               <w:top w:val="single" w:sz="4" w:color="D5DDE1"/>
               <w:left w:val="single" w:sz="4" w:color="D5DDE1"/>
@@ -509,13 +470,19 @@
                 <w:b/>
                 <w:sz w:val="19"/>
               </w:rPr>
-              <w:t>Within 2 weeks after Session 8</w:t>
+              <w:t>30 January 2027</w:t>
+            </w:r>
+            <w:r>
+              <w:rPr>
+                <w:sz w:val="19"/>
+              </w:rPr>
+              <w:t xml:space="preserve"> (4 weeks after the review)</w:t>
             </w:r>
           </w:p>
         </w:tc>
         <w:tc>
           <w:tcPr>
-            <w:tcW w:type="dxa" w:w="1502"/>
+            <w:tcW w:type="dxa" w:w="1162"/>
             <w:tcBorders>
               <w:top w:val="single" w:sz="4" w:color="D5DDE1"/>
               <w:left w:val="single" w:sz="4" w:color="D5DDE1"/>
@@ -538,7 +505,7 @@
         </w:tc>
         <w:tc>
           <w:tcPr>
-            <w:tcW w:type="dxa" w:w="6418"/>
+            <w:tcW w:type="dxa" w:w="5486"/>
             <w:tcBorders>
               <w:top w:val="single" w:sz="4" w:color="D5DDE1"/>
               <w:left w:val="single" w:sz="4" w:color="D5DDE1"/>
@@ -555,7 +522,7 @@
               <w:rPr>
                 <w:sz w:val="19"/>
               </w:rPr>
-              <w:t>Sends the revised manuscript (tracked changes) and the response letter to the course lead</w:t>
+              <w:t>Emails the revised Results section (tracked changes) and the response letter to the course lead</w:t>
             </w:r>
           </w:p>
         </w:tc>
@@ -568,16 +535,7 @@
     </w:p>
     <w:p>
       <w:r>
-        <w:t xml:space="preserve">Plan about </w:t>
-      </w:r>
-      <w:r>
-        <w:rPr>
-          <w:b/>
-        </w:rPr>
-        <w:t>2 hours</w:t>
-      </w:r>
-      <w:r>
-        <w:t xml:space="preserve"> for the review: about 45 minutes to read the draft, 45 minutes to check it against the results pack and the checklists, and 30 minutes to write the report.</w:t>
+        <w:t>If your draft has not arrived by the morning after Session 8, email the author and the course lead. Plan about 1.5 hours for the review.</w:t>
       </w:r>
     </w:p>
     <w:p>
@@ -585,7 +543,7 @@
         <w:pStyle w:val="Heading1"/>
       </w:pPr>
       <w:r>
-        <w:t>3. How to review (reviewer)</w:t>
+        <w:t>2. How to review (reviewer)</w:t>
       </w:r>
     </w:p>
     <w:p>
@@ -605,13 +563,7 @@
         <w:tab/>
       </w:r>
       <w:r>
-        <w:rPr>
-          <w:b/>
-        </w:rPr>
-        <w:t>Read it once first.</w:t>
-      </w:r>
-      <w:r>
-        <w:t xml:space="preserve"> Read the whole draft once, without commenting, and write down in one sentence what the paper found.</w:t>
+        <w:t>Read the draft once without commenting. Write in one sentence what it found.</w:t>
       </w:r>
     </w:p>
     <w:p>
@@ -631,24 +583,7 @@
         <w:tab/>
       </w:r>
       <w:r>
-        <w:rPr>
-          <w:b/>
-        </w:rPr>
-        <w:t>Check against the results pack.</w:t>
-      </w:r>
-      <w:r>
-        <w:t xml:space="preserve"> Open the results pack for the author's question (</w:t>
-      </w:r>
-      <w:r>
-        <w:rPr>
-          <w:rFonts w:ascii="Consolas" w:hAnsi="Consolas" w:cs="Consolas" w:eastAsia="Consolas"/>
-          <w:color w:val="0B376C"/>
-          <w:sz w:val="19"/>
-        </w:rPr>
-        <w:t>Course/Data/results_packs/QN/results_pack_QN.md</w:t>
-      </w:r>
-      <w:r>
-        <w:t>) and check the main numbers in the abstract, text and tables.</w:t>
+        <w:t>Open the results pack for the author's question and check every number in the text and tables.</w:t>
       </w:r>
     </w:p>
     <w:p>
@@ -668,13 +603,7 @@
         <w:tab/>
       </w:r>
       <w:r>
-        <w:rPr>
-          <w:b/>
-        </w:rPr>
-        <w:t>Apply the 10-question appraisal checklist</w:t>
-      </w:r>
-      <w:r>
-        <w:t xml:space="preserve"> (below).</w:t>
+        <w:t>Answer the Results checklist below (Yes / No, with page or line).</w:t>
       </w:r>
     </w:p>
     <w:p>
@@ -694,13 +623,25 @@
         <w:tab/>
       </w:r>
       <w:r>
+        <w:t xml:space="preserve">Sort your comments into </w:t>
+      </w:r>
+      <w:r>
         <w:rPr>
           <w:b/>
         </w:rPr>
-        <w:t>Apply the writing checks</w:t>
+        <w:t>major</w:t>
       </w:r>
       <w:r>
-        <w:t xml:space="preserve"> (below).</w:t>
+        <w:t xml:space="preserve"> (would change the numbers or the reader's trust) and </w:t>
+      </w:r>
+      <w:r>
+        <w:rPr>
+          <w:b/>
+        </w:rPr>
+        <w:t>minor</w:t>
+      </w:r>
+      <w:r>
+        <w:t xml:space="preserve"> (wording, formatting). About 2 to 4 major and 3 to 8 minor.</w:t>
       </w:r>
     </w:p>
     <w:p>
@@ -720,57 +661,7 @@
         <w:tab/>
       </w:r>
       <w:r>
-        <w:rPr>
-          <w:b/>
-        </w:rPr>
-        <w:t>Sort your comments</w:t>
-      </w:r>
-      <w:r>
-        <w:t xml:space="preserve"> into </w:t>
-      </w:r>
-      <w:r>
-        <w:rPr>
-          <w:i/>
-        </w:rPr>
-        <w:t>major</w:t>
-      </w:r>
-      <w:r>
-        <w:t xml:space="preserve"> (would change the conclusions or the reader's trust) and </w:t>
-      </w:r>
-      <w:r>
-        <w:rPr>
-          <w:i/>
-        </w:rPr>
-        <w:t>minor</w:t>
-      </w:r>
-      <w:r>
-        <w:t xml:space="preserve"> (clarity, wording, formatting). Keep only the comments that matter: about 3 to 6 major and 5 to 10 minor.</w:t>
-      </w:r>
-    </w:p>
-    <w:p>
-      <w:pPr>
-        <w:tabs>
-          <w:tab w:pos="397" w:val="left"/>
-        </w:tabs>
-        <w:spacing w:after="60"/>
-        <w:ind w:left="397" w:hanging="397"/>
-      </w:pPr>
-      <w:r>
-        <w:rPr>
-          <w:b/>
-          <w:color w:val="055F56"/>
-        </w:rPr>
-        <w:t>6.</w:t>
-        <w:tab/>
-      </w:r>
-      <w:r>
-        <w:rPr>
-          <w:b/>
-        </w:rPr>
-        <w:t>Write the report</w:t>
-      </w:r>
-      <w:r>
-        <w:t xml:space="preserve"> using the template in section 5.</w:t>
+        <w:t>If the author sent optional parts (Methods, Introduction, Discussion, Abstract), add one or two comments on each.</w:t>
       </w:r>
     </w:p>
     <w:p>
@@ -778,21 +669,7 @@
         <w:pStyle w:val="Heading2"/>
       </w:pPr>
       <w:r>
-        <w:t>The 10-question appraisal checklist (applied to a classmate's draft)</w:t>
-      </w:r>
-    </w:p>
-    <w:p>
-      <w:r>
-        <w:t xml:space="preserve">Answer </w:t>
-      </w:r>
-      <w:r>
-        <w:rPr>
-          <w:b/>
-        </w:rPr>
-        <w:t>Yes / No / Can't tell</w:t>
-      </w:r>
-      <w:r>
-        <w:t xml:space="preserve"> and give the page or line.</w:t>
+        <w:t>Results checklist</w:t>
       </w:r>
     </w:p>
     <w:tbl>
@@ -809,9 +686,10 @@
         <w:tblLook w:firstColumn="1" w:firstRow="1" w:lastColumn="0" w:lastRow="0" w:noHBand="0" w:noVBand="1" w:val="04A0"/>
       </w:tblPr>
       <w:tblGrid>
-        <w:gridCol w:w="481"/>
-        <w:gridCol w:w="4166"/>
-        <w:gridCol w:w="4763"/>
+        <w:gridCol w:w="497"/>
+        <w:gridCol w:w="7611"/>
+        <w:gridCol w:w="595"/>
+        <w:gridCol w:w="708"/>
       </w:tblGrid>
       <w:tr>
         <w:trPr>
@@ -820,7 +698,7 @@
         </w:trPr>
         <w:tc>
           <w:tcPr>
-            <w:tcW w:type="dxa" w:w="482"/>
+            <w:tcW w:type="dxa" w:w="497"/>
             <w:tcBorders>
               <w:top w:val="single" w:sz="4" w:color="04242F"/>
               <w:left w:val="single" w:sz="4" w:color="04242F"/>
@@ -846,919 +724,7 @@
         </w:tc>
         <w:tc>
           <w:tcPr>
-            <w:tcW w:type="dxa" w:w="4166"/>
-            <w:tcBorders>
-              <w:top w:val="single" w:sz="4" w:color="04242F"/>
-              <w:left w:val="single" w:sz="4" w:color="04242F"/>
-              <w:bottom w:val="single" w:sz="4" w:color="04242F"/>
-              <w:right w:val="single" w:sz="4" w:color="04242F"/>
-            </w:tcBorders>
-            <w:shd w:val="clear" w:color="auto" w:fill="04242F"/>
-          </w:tcPr>
-          <w:p>
-            <w:pPr>
-              <w:keepNext/>
-              <w:spacing w:after="0"/>
-            </w:pPr>
-            <w:r>
-              <w:rPr>
-                <w:b/>
-                <w:color w:val="FFFFFF"/>
-                <w:sz w:val="19"/>
-              </w:rPr>
-              <w:t>Question</w:t>
-            </w:r>
-          </w:p>
-        </w:tc>
-        <w:tc>
-          <w:tcPr>
-            <w:tcW w:type="dxa" w:w="4763"/>
-            <w:tcBorders>
-              <w:top w:val="single" w:sz="4" w:color="04242F"/>
-              <w:left w:val="single" w:sz="4" w:color="04242F"/>
-              <w:bottom w:val="single" w:sz="4" w:color="04242F"/>
-              <w:right w:val="single" w:sz="4" w:color="04242F"/>
-            </w:tcBorders>
-            <w:shd w:val="clear" w:color="auto" w:fill="04242F"/>
-          </w:tcPr>
-          <w:p>
-            <w:pPr>
-              <w:keepNext/>
-              <w:spacing w:after="0"/>
-            </w:pPr>
-            <w:r>
-              <w:rPr>
-                <w:b/>
-                <w:color w:val="FFFFFF"/>
-                <w:sz w:val="19"/>
-              </w:rPr>
-              <w:t>What to look for in the draft</w:t>
-            </w:r>
-          </w:p>
-        </w:tc>
-      </w:tr>
-      <w:tr>
-        <w:trPr>
-          <w:cantSplit w:val="true"/>
-        </w:trPr>
-        <w:tc>
-          <w:tcPr>
-            <w:tcW w:type="dxa" w:w="482"/>
-            <w:tcBorders>
-              <w:top w:val="single" w:sz="4" w:color="D5DDE1"/>
-              <w:left w:val="single" w:sz="4" w:color="D5DDE1"/>
-              <w:bottom w:val="single" w:sz="4" w:color="D5DDE1"/>
-              <w:right w:val="single" w:sz="4" w:color="D5DDE1"/>
-            </w:tcBorders>
-          </w:tcPr>
-          <w:p>
-            <w:pPr>
-              <w:keepNext/>
-              <w:spacing w:after="0"/>
-            </w:pPr>
-            <w:r>
-              <w:rPr>
-                <w:sz w:val="19"/>
-              </w:rPr>
-              <w:t>1</w:t>
-            </w:r>
-          </w:p>
-        </w:tc>
-        <w:tc>
-          <w:tcPr>
-            <w:tcW w:type="dxa" w:w="4166"/>
-            <w:tcBorders>
-              <w:top w:val="single" w:sz="4" w:color="D5DDE1"/>
-              <w:left w:val="single" w:sz="4" w:color="D5DDE1"/>
-              <w:bottom w:val="single" w:sz="4" w:color="D5DDE1"/>
-              <w:right w:val="single" w:sz="4" w:color="D5DDE1"/>
-            </w:tcBorders>
-          </w:tcPr>
-          <w:p>
-            <w:pPr>
-              <w:keepNext/>
-              <w:spacing w:after="0"/>
-            </w:pPr>
-            <w:r>
-              <w:rPr>
-                <w:b/>
-                <w:sz w:val="19"/>
-              </w:rPr>
-              <w:t>Question:</w:t>
-            </w:r>
-            <w:r>
-              <w:rPr>
-                <w:sz w:val="19"/>
-              </w:rPr>
-              <w:t xml:space="preserve"> Can you write the study's PICO in one line?</w:t>
-            </w:r>
-          </w:p>
-        </w:tc>
-        <w:tc>
-          <w:tcPr>
-            <w:tcW w:type="dxa" w:w="4763"/>
-            <w:tcBorders>
-              <w:top w:val="single" w:sz="4" w:color="D5DDE1"/>
-              <w:left w:val="single" w:sz="4" w:color="D5DDE1"/>
-              <w:bottom w:val="single" w:sz="4" w:color="D5DDE1"/>
-              <w:right w:val="single" w:sz="4" w:color="D5DDE1"/>
-            </w:tcBorders>
-          </w:tcPr>
-          <w:p>
-            <w:pPr>
-              <w:keepNext/>
-              <w:spacing w:after="0"/>
-            </w:pPr>
-            <w:r>
-              <w:rPr>
-                <w:sz w:val="19"/>
-              </w:rPr>
-              <w:t>Is the aim in the Introduction the same as the analysis in the Results?</w:t>
-            </w:r>
-          </w:p>
-        </w:tc>
-      </w:tr>
-      <w:tr>
-        <w:trPr>
-          <w:cantSplit w:val="true"/>
-        </w:trPr>
-        <w:tc>
-          <w:tcPr>
-            <w:tcW w:type="dxa" w:w="482"/>
-            <w:tcBorders>
-              <w:top w:val="single" w:sz="4" w:color="D5DDE1"/>
-              <w:left w:val="single" w:sz="4" w:color="D5DDE1"/>
-              <w:bottom w:val="single" w:sz="4" w:color="D5DDE1"/>
-              <w:right w:val="single" w:sz="4" w:color="D5DDE1"/>
-            </w:tcBorders>
-            <w:shd w:val="clear" w:color="auto" w:fill="F5F9FA"/>
-          </w:tcPr>
-          <w:p>
-            <w:pPr>
-              <w:keepNext/>
-              <w:spacing w:after="0"/>
-            </w:pPr>
-            <w:r>
-              <w:rPr>
-                <w:sz w:val="19"/>
-              </w:rPr>
-              <w:t>2</w:t>
-            </w:r>
-          </w:p>
-        </w:tc>
-        <w:tc>
-          <w:tcPr>
-            <w:tcW w:type="dxa" w:w="4166"/>
-            <w:tcBorders>
-              <w:top w:val="single" w:sz="4" w:color="D5DDE1"/>
-              <w:left w:val="single" w:sz="4" w:color="D5DDE1"/>
-              <w:bottom w:val="single" w:sz="4" w:color="D5DDE1"/>
-              <w:right w:val="single" w:sz="4" w:color="D5DDE1"/>
-            </w:tcBorders>
-            <w:shd w:val="clear" w:color="auto" w:fill="F5F9FA"/>
-          </w:tcPr>
-          <w:p>
-            <w:pPr>
-              <w:keepNext/>
-              <w:spacing w:after="0"/>
-            </w:pPr>
-            <w:r>
-              <w:rPr>
-                <w:b/>
-                <w:sz w:val="19"/>
-              </w:rPr>
-              <w:t>Design:</w:t>
-            </w:r>
-            <w:r>
-              <w:rPr>
-                <w:sz w:val="19"/>
-              </w:rPr>
-              <w:t xml:space="preserve"> What is the design, and is it right for the question?</w:t>
-            </w:r>
-          </w:p>
-        </w:tc>
-        <w:tc>
-          <w:tcPr>
-            <w:tcW w:type="dxa" w:w="4763"/>
-            <w:tcBorders>
-              <w:top w:val="single" w:sz="4" w:color="D5DDE1"/>
-              <w:left w:val="single" w:sz="4" w:color="D5DDE1"/>
-              <w:bottom w:val="single" w:sz="4" w:color="D5DDE1"/>
-              <w:right w:val="single" w:sz="4" w:color="D5DDE1"/>
-            </w:tcBorders>
-            <w:shd w:val="clear" w:color="auto" w:fill="F5F9FA"/>
-          </w:tcPr>
-          <w:p>
-            <w:pPr>
-              <w:keepNext/>
-              <w:spacing w:after="0"/>
-            </w:pPr>
-            <w:r>
-              <w:rPr>
-                <w:sz w:val="19"/>
-              </w:rPr>
-              <w:t>Cohort stated in the title or abstract; no trial language.</w:t>
-            </w:r>
-          </w:p>
-        </w:tc>
-      </w:tr>
-      <w:tr>
-        <w:trPr>
-          <w:cantSplit w:val="true"/>
-        </w:trPr>
-        <w:tc>
-          <w:tcPr>
-            <w:tcW w:type="dxa" w:w="482"/>
-            <w:tcBorders>
-              <w:top w:val="single" w:sz="4" w:color="D5DDE1"/>
-              <w:left w:val="single" w:sz="4" w:color="D5DDE1"/>
-              <w:bottom w:val="single" w:sz="4" w:color="D5DDE1"/>
-              <w:right w:val="single" w:sz="4" w:color="D5DDE1"/>
-            </w:tcBorders>
-          </w:tcPr>
-          <w:p>
-            <w:pPr>
-              <w:keepNext/>
-              <w:spacing w:after="0"/>
-            </w:pPr>
-            <w:r>
-              <w:rPr>
-                <w:sz w:val="19"/>
-              </w:rPr>
-              <w:t>3</w:t>
-            </w:r>
-          </w:p>
-        </w:tc>
-        <w:tc>
-          <w:tcPr>
-            <w:tcW w:type="dxa" w:w="4166"/>
-            <w:tcBorders>
-              <w:top w:val="single" w:sz="4" w:color="D5DDE1"/>
-              <w:left w:val="single" w:sz="4" w:color="D5DDE1"/>
-              <w:bottom w:val="single" w:sz="4" w:color="D5DDE1"/>
-              <w:right w:val="single" w:sz="4" w:color="D5DDE1"/>
-            </w:tcBorders>
-          </w:tcPr>
-          <w:p>
-            <w:pPr>
-              <w:keepNext/>
-              <w:spacing w:after="0"/>
-            </w:pPr>
-            <w:r>
-              <w:rPr>
-                <w:b/>
-                <w:sz w:val="19"/>
-              </w:rPr>
-              <w:t>Participants:</w:t>
-            </w:r>
-            <w:r>
-              <w:rPr>
-                <w:sz w:val="19"/>
-              </w:rPr>
-              <w:t xml:space="preserve"> Who was included and left out?</w:t>
-            </w:r>
-          </w:p>
-        </w:tc>
-        <w:tc>
-          <w:tcPr>
-            <w:tcW w:type="dxa" w:w="4763"/>
-            <w:tcBorders>
-              <w:top w:val="single" w:sz="4" w:color="D5DDE1"/>
-              <w:left w:val="single" w:sz="4" w:color="D5DDE1"/>
-              <w:bottom w:val="single" w:sz="4" w:color="D5DDE1"/>
-              <w:right w:val="single" w:sz="4" w:color="D5DDE1"/>
-            </w:tcBorders>
-          </w:tcPr>
-          <w:p>
-            <w:pPr>
-              <w:keepNext/>
-              <w:spacing w:after="0"/>
-            </w:pPr>
-            <w:r>
-              <w:rPr>
-                <w:sz w:val="19"/>
-              </w:rPr>
-              <w:t>Eligibility; the flow of patients; number analysed for this question (e.g. survivors only in Q5).</w:t>
-            </w:r>
-          </w:p>
-        </w:tc>
-      </w:tr>
-      <w:tr>
-        <w:trPr>
-          <w:cantSplit w:val="true"/>
-        </w:trPr>
-        <w:tc>
-          <w:tcPr>
-            <w:tcW w:type="dxa" w:w="482"/>
-            <w:tcBorders>
-              <w:top w:val="single" w:sz="4" w:color="D5DDE1"/>
-              <w:left w:val="single" w:sz="4" w:color="D5DDE1"/>
-              <w:bottom w:val="single" w:sz="4" w:color="D5DDE1"/>
-              <w:right w:val="single" w:sz="4" w:color="D5DDE1"/>
-            </w:tcBorders>
-            <w:shd w:val="clear" w:color="auto" w:fill="F5F9FA"/>
-          </w:tcPr>
-          <w:p>
-            <w:pPr>
-              <w:keepNext/>
-              <w:spacing w:after="0"/>
-            </w:pPr>
-            <w:r>
-              <w:rPr>
-                <w:sz w:val="19"/>
-              </w:rPr>
-              <w:t>4</w:t>
-            </w:r>
-          </w:p>
-        </w:tc>
-        <w:tc>
-          <w:tcPr>
-            <w:tcW w:type="dxa" w:w="4166"/>
-            <w:tcBorders>
-              <w:top w:val="single" w:sz="4" w:color="D5DDE1"/>
-              <w:left w:val="single" w:sz="4" w:color="D5DDE1"/>
-              <w:bottom w:val="single" w:sz="4" w:color="D5DDE1"/>
-              <w:right w:val="single" w:sz="4" w:color="D5DDE1"/>
-            </w:tcBorders>
-            <w:shd w:val="clear" w:color="auto" w:fill="F5F9FA"/>
-          </w:tcPr>
-          <w:p>
-            <w:pPr>
-              <w:keepNext/>
-              <w:spacing w:after="0"/>
-            </w:pPr>
-            <w:r>
-              <w:rPr>
-                <w:b/>
-                <w:sz w:val="19"/>
-              </w:rPr>
-              <w:t>Comparison groups:</w:t>
-            </w:r>
-            <w:r>
-              <w:rPr>
-                <w:sz w:val="19"/>
-              </w:rPr>
-              <w:t xml:space="preserve"> Were the exposure groups similar at the start? How was this handled?</w:t>
-            </w:r>
-          </w:p>
-        </w:tc>
-        <w:tc>
-          <w:tcPr>
-            <w:tcW w:type="dxa" w:w="4763"/>
-            <w:tcBorders>
-              <w:top w:val="single" w:sz="4" w:color="D5DDE1"/>
-              <w:left w:val="single" w:sz="4" w:color="D5DDE1"/>
-              <w:bottom w:val="single" w:sz="4" w:color="D5DDE1"/>
-              <w:right w:val="single" w:sz="4" w:color="D5DDE1"/>
-            </w:tcBorders>
-            <w:shd w:val="clear" w:color="auto" w:fill="F5F9FA"/>
-          </w:tcPr>
-          <w:p>
-            <w:pPr>
-              <w:keepNext/>
-              <w:spacing w:after="0"/>
-            </w:pPr>
-            <w:r>
-              <w:rPr>
-                <w:sz w:val="19"/>
-              </w:rPr>
-              <w:t>Table 1 by exposure group; adjustment explained and justified.</w:t>
-            </w:r>
-          </w:p>
-        </w:tc>
-      </w:tr>
-      <w:tr>
-        <w:trPr>
-          <w:cantSplit w:val="true"/>
-        </w:trPr>
-        <w:tc>
-          <w:tcPr>
-            <w:tcW w:type="dxa" w:w="482"/>
-            <w:tcBorders>
-              <w:top w:val="single" w:sz="4" w:color="D5DDE1"/>
-              <w:left w:val="single" w:sz="4" w:color="D5DDE1"/>
-              <w:bottom w:val="single" w:sz="4" w:color="D5DDE1"/>
-              <w:right w:val="single" w:sz="4" w:color="D5DDE1"/>
-            </w:tcBorders>
-          </w:tcPr>
-          <w:p>
-            <w:pPr>
-              <w:keepNext/>
-              <w:spacing w:after="0"/>
-            </w:pPr>
-            <w:r>
-              <w:rPr>
-                <w:sz w:val="19"/>
-              </w:rPr>
-              <w:t>5</w:t>
-            </w:r>
-          </w:p>
-        </w:tc>
-        <w:tc>
-          <w:tcPr>
-            <w:tcW w:type="dxa" w:w="4166"/>
-            <w:tcBorders>
-              <w:top w:val="single" w:sz="4" w:color="D5DDE1"/>
-              <w:left w:val="single" w:sz="4" w:color="D5DDE1"/>
-              <w:bottom w:val="single" w:sz="4" w:color="D5DDE1"/>
-              <w:right w:val="single" w:sz="4" w:color="D5DDE1"/>
-            </w:tcBorders>
-          </w:tcPr>
-          <w:p>
-            <w:pPr>
-              <w:keepNext/>
-              <w:spacing w:after="0"/>
-            </w:pPr>
-            <w:r>
-              <w:rPr>
-                <w:b/>
-                <w:sz w:val="19"/>
-              </w:rPr>
-              <w:t>Bias:</w:t>
-            </w:r>
-            <w:r>
-              <w:rPr>
-                <w:sz w:val="19"/>
-              </w:rPr>
-              <w:t xml:space="preserve"> Could knowledge of the exposure, or how data were collected, change the outcome?</w:t>
-            </w:r>
-          </w:p>
-        </w:tc>
-        <w:tc>
-          <w:tcPr>
-            <w:tcW w:type="dxa" w:w="4763"/>
-            <w:tcBorders>
-              <w:top w:val="single" w:sz="4" w:color="D5DDE1"/>
-              <w:left w:val="single" w:sz="4" w:color="D5DDE1"/>
-              <w:bottom w:val="single" w:sz="4" w:color="D5DDE1"/>
-              <w:right w:val="single" w:sz="4" w:color="D5DDE1"/>
-            </w:tcBorders>
-          </w:tcPr>
-          <w:p>
-            <w:pPr>
-              <w:keepNext/>
-              <w:spacing w:after="0"/>
-            </w:pPr>
-            <w:r>
-              <w:rPr>
-                <w:sz w:val="19"/>
-              </w:rPr>
-              <w:t>Confounding by indication discussed; information bias in fluid charting; missing data.</w:t>
-            </w:r>
-          </w:p>
-        </w:tc>
-      </w:tr>
-      <w:tr>
-        <w:trPr>
-          <w:cantSplit w:val="true"/>
-        </w:trPr>
-        <w:tc>
-          <w:tcPr>
-            <w:tcW w:type="dxa" w:w="482"/>
-            <w:tcBorders>
-              <w:top w:val="single" w:sz="4" w:color="D5DDE1"/>
-              <w:left w:val="single" w:sz="4" w:color="D5DDE1"/>
-              <w:bottom w:val="single" w:sz="4" w:color="D5DDE1"/>
-              <w:right w:val="single" w:sz="4" w:color="D5DDE1"/>
-            </w:tcBorders>
-            <w:shd w:val="clear" w:color="auto" w:fill="F5F9FA"/>
-          </w:tcPr>
-          <w:p>
-            <w:pPr>
-              <w:keepNext/>
-              <w:spacing w:after="0"/>
-            </w:pPr>
-            <w:r>
-              <w:rPr>
-                <w:sz w:val="19"/>
-              </w:rPr>
-              <w:t>6</w:t>
-            </w:r>
-          </w:p>
-        </w:tc>
-        <w:tc>
-          <w:tcPr>
-            <w:tcW w:type="dxa" w:w="4166"/>
-            <w:tcBorders>
-              <w:top w:val="single" w:sz="4" w:color="D5DDE1"/>
-              <w:left w:val="single" w:sz="4" w:color="D5DDE1"/>
-              <w:bottom w:val="single" w:sz="4" w:color="D5DDE1"/>
-              <w:right w:val="single" w:sz="4" w:color="D5DDE1"/>
-            </w:tcBorders>
-            <w:shd w:val="clear" w:color="auto" w:fill="F5F9FA"/>
-          </w:tcPr>
-          <w:p>
-            <w:pPr>
-              <w:keepNext/>
-              <w:spacing w:after="0"/>
-            </w:pPr>
-            <w:r>
-              <w:rPr>
-                <w:b/>
-                <w:sz w:val="19"/>
-              </w:rPr>
-              <w:t>Outcome:</w:t>
-            </w:r>
-            <w:r>
-              <w:rPr>
-                <w:sz w:val="19"/>
-              </w:rPr>
-              <w:t xml:space="preserve"> One pre-specified primary outcome, measured the same way?</w:t>
-            </w:r>
-          </w:p>
-        </w:tc>
-        <w:tc>
-          <w:tcPr>
-            <w:tcW w:type="dxa" w:w="4763"/>
-            <w:tcBorders>
-              <w:top w:val="single" w:sz="4" w:color="D5DDE1"/>
-              <w:left w:val="single" w:sz="4" w:color="D5DDE1"/>
-              <w:bottom w:val="single" w:sz="4" w:color="D5DDE1"/>
-              <w:right w:val="single" w:sz="4" w:color="D5DDE1"/>
-            </w:tcBorders>
-            <w:shd w:val="clear" w:color="auto" w:fill="F5F9FA"/>
-          </w:tcPr>
-          <w:p>
-            <w:pPr>
-              <w:keepNext/>
-              <w:spacing w:after="0"/>
-            </w:pPr>
-            <w:r>
-              <w:rPr>
-                <w:sz w:val="19"/>
-              </w:rPr>
-              <w:t>Outcome defined (e.g. KDIGO for AKI); the SAP mentioned.</w:t>
-            </w:r>
-          </w:p>
-        </w:tc>
-      </w:tr>
-      <w:tr>
-        <w:trPr>
-          <w:cantSplit w:val="true"/>
-        </w:trPr>
-        <w:tc>
-          <w:tcPr>
-            <w:tcW w:type="dxa" w:w="482"/>
-            <w:tcBorders>
-              <w:top w:val="single" w:sz="4" w:color="D5DDE1"/>
-              <w:left w:val="single" w:sz="4" w:color="D5DDE1"/>
-              <w:bottom w:val="single" w:sz="4" w:color="D5DDE1"/>
-              <w:right w:val="single" w:sz="4" w:color="D5DDE1"/>
-            </w:tcBorders>
-          </w:tcPr>
-          <w:p>
-            <w:pPr>
-              <w:keepNext/>
-              <w:spacing w:after="0"/>
-            </w:pPr>
-            <w:r>
-              <w:rPr>
-                <w:sz w:val="19"/>
-              </w:rPr>
-              <w:t>7</w:t>
-            </w:r>
-          </w:p>
-        </w:tc>
-        <w:tc>
-          <w:tcPr>
-            <w:tcW w:type="dxa" w:w="4166"/>
-            <w:tcBorders>
-              <w:top w:val="single" w:sz="4" w:color="D5DDE1"/>
-              <w:left w:val="single" w:sz="4" w:color="D5DDE1"/>
-              <w:bottom w:val="single" w:sz="4" w:color="D5DDE1"/>
-              <w:right w:val="single" w:sz="4" w:color="D5DDE1"/>
-            </w:tcBorders>
-          </w:tcPr>
-          <w:p>
-            <w:pPr>
-              <w:keepNext/>
-              <w:spacing w:after="0"/>
-            </w:pPr>
-            <w:r>
-              <w:rPr>
-                <w:b/>
-                <w:sz w:val="19"/>
-              </w:rPr>
-              <w:t>Numbers:</w:t>
-            </w:r>
-            <w:r>
-              <w:rPr>
-                <w:sz w:val="19"/>
-              </w:rPr>
-              <w:t xml:space="preserve"> Main result as an effect size with 95% CI? Narrow or wide?</w:t>
-            </w:r>
-          </w:p>
-        </w:tc>
-        <w:tc>
-          <w:tcPr>
-            <w:tcW w:type="dxa" w:w="4763"/>
-            <w:tcBorders>
-              <w:top w:val="single" w:sz="4" w:color="D5DDE1"/>
-              <w:left w:val="single" w:sz="4" w:color="D5DDE1"/>
-              <w:bottom w:val="single" w:sz="4" w:color="D5DDE1"/>
-              <w:right w:val="single" w:sz="4" w:color="D5DDE1"/>
-            </w:tcBorders>
-          </w:tcPr>
-          <w:p>
-            <w:pPr>
-              <w:keepNext/>
-              <w:spacing w:after="0"/>
-            </w:pPr>
-            <w:r>
-              <w:rPr>
-                <w:sz w:val="19"/>
-              </w:rPr>
-              <w:t>Crude and adjusted estimates; CIs; denominators.</w:t>
-            </w:r>
-          </w:p>
-        </w:tc>
-      </w:tr>
-      <w:tr>
-        <w:trPr>
-          <w:cantSplit w:val="true"/>
-        </w:trPr>
-        <w:tc>
-          <w:tcPr>
-            <w:tcW w:type="dxa" w:w="482"/>
-            <w:tcBorders>
-              <w:top w:val="single" w:sz="4" w:color="D5DDE1"/>
-              <w:left w:val="single" w:sz="4" w:color="D5DDE1"/>
-              <w:bottom w:val="single" w:sz="4" w:color="D5DDE1"/>
-              <w:right w:val="single" w:sz="4" w:color="D5DDE1"/>
-            </w:tcBorders>
-            <w:shd w:val="clear" w:color="auto" w:fill="F5F9FA"/>
-          </w:tcPr>
-          <w:p>
-            <w:pPr>
-              <w:keepNext/>
-              <w:spacing w:after="0"/>
-            </w:pPr>
-            <w:r>
-              <w:rPr>
-                <w:sz w:val="19"/>
-              </w:rPr>
-              <w:t>8</w:t>
-            </w:r>
-          </w:p>
-        </w:tc>
-        <w:tc>
-          <w:tcPr>
-            <w:tcW w:type="dxa" w:w="4166"/>
-            <w:tcBorders>
-              <w:top w:val="single" w:sz="4" w:color="D5DDE1"/>
-              <w:left w:val="single" w:sz="4" w:color="D5DDE1"/>
-              <w:bottom w:val="single" w:sz="4" w:color="D5DDE1"/>
-              <w:right w:val="single" w:sz="4" w:color="D5DDE1"/>
-            </w:tcBorders>
-            <w:shd w:val="clear" w:color="auto" w:fill="F5F9FA"/>
-          </w:tcPr>
-          <w:p>
-            <w:pPr>
-              <w:keepNext/>
-              <w:spacing w:after="0"/>
-            </w:pPr>
-            <w:r>
-              <w:rPr>
-                <w:b/>
-                <w:sz w:val="19"/>
-              </w:rPr>
-              <w:t>Words vs design:</w:t>
-            </w:r>
-            <w:r>
-              <w:rPr>
-                <w:sz w:val="19"/>
-              </w:rPr>
-              <w:t xml:space="preserve"> Do conclusions match the design?</w:t>
-            </w:r>
-          </w:p>
-        </w:tc>
-        <w:tc>
-          <w:tcPr>
-            <w:tcW w:type="dxa" w:w="4763"/>
-            <w:tcBorders>
-              <w:top w:val="single" w:sz="4" w:color="D5DDE1"/>
-              <w:left w:val="single" w:sz="4" w:color="D5DDE1"/>
-              <w:bottom w:val="single" w:sz="4" w:color="D5DDE1"/>
-              <w:right w:val="single" w:sz="4" w:color="D5DDE1"/>
-            </w:tcBorders>
-            <w:shd w:val="clear" w:color="auto" w:fill="F5F9FA"/>
-          </w:tcPr>
-          <w:p>
-            <w:pPr>
-              <w:keepNext/>
-              <w:spacing w:after="0"/>
-            </w:pPr>
-            <w:r>
-              <w:rPr>
-                <w:sz w:val="19"/>
-              </w:rPr>
-              <w:t>"Associated" vs "caused"; no "trend"; abstract conclusion no stronger than the Discussion.</w:t>
-            </w:r>
-          </w:p>
-        </w:tc>
-      </w:tr>
-      <w:tr>
-        <w:trPr>
-          <w:cantSplit w:val="true"/>
-        </w:trPr>
-        <w:tc>
-          <w:tcPr>
-            <w:tcW w:type="dxa" w:w="482"/>
-            <w:tcBorders>
-              <w:top w:val="single" w:sz="4" w:color="D5DDE1"/>
-              <w:left w:val="single" w:sz="4" w:color="D5DDE1"/>
-              <w:bottom w:val="single" w:sz="4" w:color="D5DDE1"/>
-              <w:right w:val="single" w:sz="4" w:color="D5DDE1"/>
-            </w:tcBorders>
-          </w:tcPr>
-          <w:p>
-            <w:pPr>
-              <w:keepNext/>
-              <w:spacing w:after="0"/>
-            </w:pPr>
-            <w:r>
-              <w:rPr>
-                <w:sz w:val="19"/>
-              </w:rPr>
-              <w:t>9</w:t>
-            </w:r>
-          </w:p>
-        </w:tc>
-        <w:tc>
-          <w:tcPr>
-            <w:tcW w:type="dxa" w:w="4166"/>
-            <w:tcBorders>
-              <w:top w:val="single" w:sz="4" w:color="D5DDE1"/>
-              <w:left w:val="single" w:sz="4" w:color="D5DDE1"/>
-              <w:bottom w:val="single" w:sz="4" w:color="D5DDE1"/>
-              <w:right w:val="single" w:sz="4" w:color="D5DDE1"/>
-            </w:tcBorders>
-          </w:tcPr>
-          <w:p>
-            <w:pPr>
-              <w:keepNext/>
-              <w:spacing w:after="0"/>
-            </w:pPr>
-            <w:r>
-              <w:rPr>
-                <w:b/>
-                <w:sz w:val="19"/>
-              </w:rPr>
-              <w:t>Limitations:</w:t>
-            </w:r>
-            <w:r>
-              <w:rPr>
-                <w:sz w:val="19"/>
-              </w:rPr>
-              <w:t xml:space="preserve"> Stated honestly? Name one they missed.</w:t>
-            </w:r>
-          </w:p>
-        </w:tc>
-        <w:tc>
-          <w:tcPr>
-            <w:tcW w:type="dxa" w:w="4763"/>
-            <w:tcBorders>
-              <w:top w:val="single" w:sz="4" w:color="D5DDE1"/>
-              <w:left w:val="single" w:sz="4" w:color="D5DDE1"/>
-              <w:bottom w:val="single" w:sz="4" w:color="D5DDE1"/>
-              <w:right w:val="single" w:sz="4" w:color="D5DDE1"/>
-            </w:tcBorders>
-          </w:tcPr>
-          <w:p>
-            <w:pPr>
-              <w:keepNext/>
-              <w:spacing w:after="0"/>
-            </w:pPr>
-            <w:r>
-              <w:rPr>
-                <w:sz w:val="19"/>
-              </w:rPr>
-              <w:t>Residual confounding, missing data, simulated single dataset, generalisability.</w:t>
-            </w:r>
-          </w:p>
-        </w:tc>
-      </w:tr>
-      <w:tr>
-        <w:trPr>
-          <w:cantSplit w:val="true"/>
-        </w:trPr>
-        <w:tc>
-          <w:tcPr>
-            <w:tcW w:type="dxa" w:w="482"/>
-            <w:tcBorders>
-              <w:top w:val="single" w:sz="4" w:color="D5DDE1"/>
-              <w:left w:val="single" w:sz="4" w:color="D5DDE1"/>
-              <w:bottom w:val="single" w:sz="4" w:color="D5DDE1"/>
-              <w:right w:val="single" w:sz="4" w:color="D5DDE1"/>
-            </w:tcBorders>
-            <w:shd w:val="clear" w:color="auto" w:fill="F5F9FA"/>
-          </w:tcPr>
-          <w:p>
-            <w:pPr>
-              <w:spacing w:after="0"/>
-            </w:pPr>
-            <w:r>
-              <w:rPr>
-                <w:sz w:val="19"/>
-              </w:rPr>
-              <w:t>10</w:t>
-            </w:r>
-          </w:p>
-        </w:tc>
-        <w:tc>
-          <w:tcPr>
-            <w:tcW w:type="dxa" w:w="4166"/>
-            <w:tcBorders>
-              <w:top w:val="single" w:sz="4" w:color="D5DDE1"/>
-              <w:left w:val="single" w:sz="4" w:color="D5DDE1"/>
-              <w:bottom w:val="single" w:sz="4" w:color="D5DDE1"/>
-              <w:right w:val="single" w:sz="4" w:color="D5DDE1"/>
-            </w:tcBorders>
-            <w:shd w:val="clear" w:color="auto" w:fill="F5F9FA"/>
-          </w:tcPr>
-          <w:p>
-            <w:pPr>
-              <w:spacing w:after="0"/>
-            </w:pPr>
-            <w:r>
-              <w:rPr>
-                <w:b/>
-                <w:sz w:val="19"/>
-              </w:rPr>
-              <w:t>Use:</w:t>
-            </w:r>
-            <w:r>
-              <w:rPr>
-                <w:sz w:val="19"/>
-              </w:rPr>
-              <w:t xml:space="preserve"> Would this change practice? Why / why not?</w:t>
-            </w:r>
-          </w:p>
-        </w:tc>
-        <w:tc>
-          <w:tcPr>
-            <w:tcW w:type="dxa" w:w="4763"/>
-            <w:tcBorders>
-              <w:top w:val="single" w:sz="4" w:color="D5DDE1"/>
-              <w:left w:val="single" w:sz="4" w:color="D5DDE1"/>
-              <w:bottom w:val="single" w:sz="4" w:color="D5DDE1"/>
-              <w:right w:val="single" w:sz="4" w:color="D5DDE1"/>
-            </w:tcBorders>
-            <w:shd w:val="clear" w:color="auto" w:fill="F5F9FA"/>
-          </w:tcPr>
-          <w:p>
-            <w:pPr>
-              <w:spacing w:after="0"/>
-            </w:pPr>
-            <w:r>
-              <w:rPr>
-                <w:sz w:val="19"/>
-              </w:rPr>
-              <w:t>Are the implications proportionate to an observational result?</w:t>
-            </w:r>
-          </w:p>
-        </w:tc>
-      </w:tr>
-    </w:tbl>
-    <w:p>
-      <w:pPr>
-        <w:spacing w:after="80"/>
-      </w:pPr>
-    </w:p>
-    <w:p>
-      <w:pPr>
-        <w:pStyle w:val="Heading2"/>
-      </w:pPr>
-      <w:r>
-        <w:t>Writing checks</w:t>
-      </w:r>
-    </w:p>
-    <w:tbl>
-      <w:tblPr>
-        <w:tblW w:type="auto" w:w="0"/>
-        <w:jc w:val="center"/>
-        <w:tblLayout w:type="fixed"/>
-        <w:tblCellMar>
-          <w:top w:w="80" w:type="dxa"/>
-          <w:left w:w="110" w:type="dxa"/>
-          <w:bottom w:w="80" w:type="dxa"/>
-          <w:right w:w="110" w:type="dxa"/>
-        </w:tblCellMar>
-        <w:tblLook w:firstColumn="1" w:firstRow="1" w:lastColumn="0" w:lastRow="0" w:noHBand="0" w:noVBand="1" w:val="04A0"/>
-      </w:tblPr>
-      <w:tblGrid>
-        <w:gridCol w:w="8108"/>
-        <w:gridCol w:w="595"/>
-        <w:gridCol w:w="708"/>
-      </w:tblGrid>
-      <w:tr>
-        <w:trPr>
-          <w:cantSplit w:val="true"/>
-          <w:tblHeader w:val="true"/>
-        </w:trPr>
-        <w:tc>
-          <w:tcPr>
-            <w:tcW w:type="dxa" w:w="8107"/>
+            <w:tcW w:type="dxa" w:w="7610"/>
             <w:tcBorders>
               <w:top w:val="single" w:sz="4" w:color="04242F"/>
               <w:left w:val="single" w:sz="4" w:color="04242F"/>
@@ -1841,7 +807,7 @@
         </w:trPr>
         <w:tc>
           <w:tcPr>
-            <w:tcW w:type="dxa" w:w="8107"/>
+            <w:tcW w:type="dxa" w:w="497"/>
             <w:tcBorders>
               <w:top w:val="single" w:sz="4" w:color="D5DDE1"/>
               <w:left w:val="single" w:sz="4" w:color="D5DDE1"/>
@@ -1858,7 +824,30 @@
               <w:rPr>
                 <w:sz w:val="19"/>
               </w:rPr>
-              <w:t>Title names population, exposure, outcome and design</w:t>
+              <w:t>1</w:t>
+            </w:r>
+          </w:p>
+        </w:tc>
+        <w:tc>
+          <w:tcPr>
+            <w:tcW w:type="dxa" w:w="7610"/>
+            <w:tcBorders>
+              <w:top w:val="single" w:sz="4" w:color="D5DDE1"/>
+              <w:left w:val="single" w:sz="4" w:color="D5DDE1"/>
+              <w:bottom w:val="single" w:sz="4" w:color="D5DDE1"/>
+              <w:right w:val="single" w:sz="4" w:color="D5DDE1"/>
+            </w:tcBorders>
+          </w:tcPr>
+          <w:p>
+            <w:pPr>
+              <w:keepNext/>
+              <w:spacing w:after="0"/>
+            </w:pPr>
+            <w:r>
+              <w:rPr>
+                <w:sz w:val="19"/>
+              </w:rPr>
+              <w:t>The working title names population, exposure, outcome and design, with "associated"</w:t>
             </w:r>
           </w:p>
         </w:tc>
@@ -1903,7 +892,7 @@
         </w:trPr>
         <w:tc>
           <w:tcPr>
-            <w:tcW w:type="dxa" w:w="8107"/>
+            <w:tcW w:type="dxa" w:w="497"/>
             <w:tcBorders>
               <w:top w:val="single" w:sz="4" w:color="D5DDE1"/>
               <w:left w:val="single" w:sz="4" w:color="D5DDE1"/>
@@ -1921,7 +910,31 @@
               <w:rPr>
                 <w:sz w:val="19"/>
               </w:rPr>
-              <w:t>Structured abstract of 250 words or fewer, with the main effect and 95% CI</w:t>
+              <w:t>2</w:t>
+            </w:r>
+          </w:p>
+        </w:tc>
+        <w:tc>
+          <w:tcPr>
+            <w:tcW w:type="dxa" w:w="7610"/>
+            <w:tcBorders>
+              <w:top w:val="single" w:sz="4" w:color="D5DDE1"/>
+              <w:left w:val="single" w:sz="4" w:color="D5DDE1"/>
+              <w:bottom w:val="single" w:sz="4" w:color="D5DDE1"/>
+              <w:right w:val="single" w:sz="4" w:color="D5DDE1"/>
+            </w:tcBorders>
+            <w:shd w:val="clear" w:color="auto" w:fill="F5F9FA"/>
+          </w:tcPr>
+          <w:p>
+            <w:pPr>
+              <w:keepNext/>
+              <w:spacing w:after="0"/>
+            </w:pPr>
+            <w:r>
+              <w:rPr>
+                <w:sz w:val="19"/>
+              </w:rPr>
+              <w:t>Participants first: numbers enrolled, analysed and excluded, with reasons</w:t>
             </w:r>
           </w:p>
         </w:tc>
@@ -1968,7 +981,7 @@
         </w:trPr>
         <w:tc>
           <w:tcPr>
-            <w:tcW w:type="dxa" w:w="8107"/>
+            <w:tcW w:type="dxa" w:w="497"/>
             <w:tcBorders>
               <w:top w:val="single" w:sz="4" w:color="D5DDE1"/>
               <w:left w:val="single" w:sz="4" w:color="D5DDE1"/>
@@ -1985,7 +998,30 @@
               <w:rPr>
                 <w:sz w:val="19"/>
               </w:rPr>
-              <w:t>Introduction ends with a clear aim</w:t>
+              <w:t>3</w:t>
+            </w:r>
+          </w:p>
+        </w:tc>
+        <w:tc>
+          <w:tcPr>
+            <w:tcW w:type="dxa" w:w="7610"/>
+            <w:tcBorders>
+              <w:top w:val="single" w:sz="4" w:color="D5DDE1"/>
+              <w:left w:val="single" w:sz="4" w:color="D5DDE1"/>
+              <w:bottom w:val="single" w:sz="4" w:color="D5DDE1"/>
+              <w:right w:val="single" w:sz="4" w:color="D5DDE1"/>
+            </w:tcBorders>
+          </w:tcPr>
+          <w:p>
+            <w:pPr>
+              <w:keepNext/>
+              <w:spacing w:after="0"/>
+            </w:pPr>
+            <w:r>
+              <w:rPr>
+                <w:sz w:val="19"/>
+              </w:rPr>
+              <w:t>Table 1 summarised in one or two sentences, with numbers. Missing data reported</w:t>
             </w:r>
           </w:p>
         </w:tc>
@@ -2030,7 +1066,7 @@
         </w:trPr>
         <w:tc>
           <w:tcPr>
-            <w:tcW w:type="dxa" w:w="8107"/>
+            <w:tcW w:type="dxa" w:w="497"/>
             <w:tcBorders>
               <w:top w:val="single" w:sz="4" w:color="D5DDE1"/>
               <w:left w:val="single" w:sz="4" w:color="D5DDE1"/>
@@ -2048,7 +1084,31 @@
               <w:rPr>
                 <w:sz w:val="19"/>
               </w:rPr>
-              <w:t>Methods: variables defined, statistical methods (including missing data) described, simulated-data statement present</w:t>
+              <w:t>4</w:t>
+            </w:r>
+          </w:p>
+        </w:tc>
+        <w:tc>
+          <w:tcPr>
+            <w:tcW w:type="dxa" w:w="7610"/>
+            <w:tcBorders>
+              <w:top w:val="single" w:sz="4" w:color="D5DDE1"/>
+              <w:left w:val="single" w:sz="4" w:color="D5DDE1"/>
+              <w:bottom w:val="single" w:sz="4" w:color="D5DDE1"/>
+              <w:right w:val="single" w:sz="4" w:color="D5DDE1"/>
+            </w:tcBorders>
+            <w:shd w:val="clear" w:color="auto" w:fill="F5F9FA"/>
+          </w:tcPr>
+          <w:p>
+            <w:pPr>
+              <w:keepNext/>
+              <w:spacing w:after="0"/>
+            </w:pPr>
+            <w:r>
+              <w:rPr>
+                <w:sz w:val="19"/>
+              </w:rPr>
+              <w:t>Outcome numbers per group, with denominators</w:t>
             </w:r>
           </w:p>
         </w:tc>
@@ -2095,7 +1155,7 @@
         </w:trPr>
         <w:tc>
           <w:tcPr>
-            <w:tcW w:type="dxa" w:w="8107"/>
+            <w:tcW w:type="dxa" w:w="497"/>
             <w:tcBorders>
               <w:top w:val="single" w:sz="4" w:color="D5DDE1"/>
               <w:left w:val="single" w:sz="4" w:color="D5DDE1"/>
@@ -2112,7 +1172,30 @@
               <w:rPr>
                 <w:sz w:val="19"/>
               </w:rPr>
-              <w:t>Results: participants first; numbers with denominators and 95% CIs; no interpretation</w:t>
+              <w:t>5</w:t>
+            </w:r>
+          </w:p>
+        </w:tc>
+        <w:tc>
+          <w:tcPr>
+            <w:tcW w:type="dxa" w:w="7610"/>
+            <w:tcBorders>
+              <w:top w:val="single" w:sz="4" w:color="D5DDE1"/>
+              <w:left w:val="single" w:sz="4" w:color="D5DDE1"/>
+              <w:bottom w:val="single" w:sz="4" w:color="D5DDE1"/>
+              <w:right w:val="single" w:sz="4" w:color="D5DDE1"/>
+            </w:tcBorders>
+          </w:tcPr>
+          <w:p>
+            <w:pPr>
+              <w:keepNext/>
+              <w:spacing w:after="0"/>
+            </w:pPr>
+            <w:r>
+              <w:rPr>
+                <w:sz w:val="19"/>
+              </w:rPr>
+              <w:t>Main result: crude and adjusted estimates with 95% CI</w:t>
             </w:r>
           </w:p>
         </w:tc>
@@ -2157,7 +1240,7 @@
         </w:trPr>
         <w:tc>
           <w:tcPr>
-            <w:tcW w:type="dxa" w:w="8107"/>
+            <w:tcW w:type="dxa" w:w="497"/>
             <w:tcBorders>
               <w:top w:val="single" w:sz="4" w:color="D5DDE1"/>
               <w:left w:val="single" w:sz="4" w:color="D5DDE1"/>
@@ -2175,7 +1258,31 @@
               <w:rPr>
                 <w:sz w:val="19"/>
               </w:rPr>
-              <w:t>Numbers agree between abstract, text, tables and the results pack</w:t>
+              <w:t>6</w:t>
+            </w:r>
+          </w:p>
+        </w:tc>
+        <w:tc>
+          <w:tcPr>
+            <w:tcW w:type="dxa" w:w="7610"/>
+            <w:tcBorders>
+              <w:top w:val="single" w:sz="4" w:color="D5DDE1"/>
+              <w:left w:val="single" w:sz="4" w:color="D5DDE1"/>
+              <w:bottom w:val="single" w:sz="4" w:color="D5DDE1"/>
+              <w:right w:val="single" w:sz="4" w:color="D5DDE1"/>
+            </w:tcBorders>
+            <w:shd w:val="clear" w:color="auto" w:fill="F5F9FA"/>
+          </w:tcPr>
+          <w:p>
+            <w:pPr>
+              <w:keepNext/>
+              <w:spacing w:after="0"/>
+            </w:pPr>
+            <w:r>
+              <w:rPr>
+                <w:sz w:val="19"/>
+              </w:rPr>
+              <w:t>Other analyses from the pack reported (sensitivity, imputation or subgroup)</w:t>
             </w:r>
           </w:p>
         </w:tc>
@@ -2222,7 +1329,7 @@
         </w:trPr>
         <w:tc>
           <w:tcPr>
-            <w:tcW w:type="dxa" w:w="8107"/>
+            <w:tcW w:type="dxa" w:w="497"/>
             <w:tcBorders>
               <w:top w:val="single" w:sz="4" w:color="D5DDE1"/>
               <w:left w:val="single" w:sz="4" w:color="D5DDE1"/>
@@ -2239,7 +1346,30 @@
               <w:rPr>
                 <w:sz w:val="19"/>
               </w:rPr>
-              <w:t>Tables and figures stand alone (title, units, n, abbreviations)</w:t>
+              <w:t>7</w:t>
+            </w:r>
+          </w:p>
+        </w:tc>
+        <w:tc>
+          <w:tcPr>
+            <w:tcW w:type="dxa" w:w="7610"/>
+            <w:tcBorders>
+              <w:top w:val="single" w:sz="4" w:color="D5DDE1"/>
+              <w:left w:val="single" w:sz="4" w:color="D5DDE1"/>
+              <w:bottom w:val="single" w:sz="4" w:color="D5DDE1"/>
+              <w:right w:val="single" w:sz="4" w:color="D5DDE1"/>
+            </w:tcBorders>
+          </w:tcPr>
+          <w:p>
+            <w:pPr>
+              <w:keepNext/>
+              <w:spacing w:after="0"/>
+            </w:pPr>
+            <w:r>
+              <w:rPr>
+                <w:sz w:val="19"/>
+              </w:rPr>
+              <w:t>Every number agrees with the results pack</w:t>
             </w:r>
           </w:p>
         </w:tc>
@@ -2284,7 +1414,7 @@
         </w:trPr>
         <w:tc>
           <w:tcPr>
-            <w:tcW w:type="dxa" w:w="8107"/>
+            <w:tcW w:type="dxa" w:w="497"/>
             <w:tcBorders>
               <w:top w:val="single" w:sz="4" w:color="D5DDE1"/>
               <w:left w:val="single" w:sz="4" w:color="D5DDE1"/>
@@ -2302,7 +1432,31 @@
               <w:rPr>
                 <w:sz w:val="19"/>
               </w:rPr>
-              <w:t>Discussion: main finding, comparison, explanations, limitations, implications, conclusion</w:t>
+              <w:t>8</w:t>
+            </w:r>
+          </w:p>
+        </w:tc>
+        <w:tc>
+          <w:tcPr>
+            <w:tcW w:type="dxa" w:w="7610"/>
+            <w:tcBorders>
+              <w:top w:val="single" w:sz="4" w:color="D5DDE1"/>
+              <w:left w:val="single" w:sz="4" w:color="D5DDE1"/>
+              <w:bottom w:val="single" w:sz="4" w:color="D5DDE1"/>
+              <w:right w:val="single" w:sz="4" w:color="D5DDE1"/>
+            </w:tcBorders>
+            <w:shd w:val="clear" w:color="auto" w:fill="F5F9FA"/>
+          </w:tcPr>
+          <w:p>
+            <w:pPr>
+              <w:keepNext/>
+              <w:spacing w:after="0"/>
+            </w:pPr>
+            <w:r>
+              <w:rPr>
+                <w:sz w:val="19"/>
+              </w:rPr>
+              <w:t>Tables and figure stand alone (title, units, n, abbreviations)</w:t>
             </w:r>
           </w:p>
         </w:tc>
@@ -2349,7 +1503,7 @@
         </w:trPr>
         <w:tc>
           <w:tcPr>
-            <w:tcW w:type="dxa" w:w="8107"/>
+            <w:tcW w:type="dxa" w:w="497"/>
             <w:tcBorders>
               <w:top w:val="single" w:sz="4" w:color="D5DDE1"/>
               <w:left w:val="single" w:sz="4" w:color="D5DDE1"/>
@@ -2366,7 +1520,30 @@
               <w:rPr>
                 <w:sz w:val="19"/>
               </w:rPr>
-              <w:t>STROBE checklist completed with page numbers</w:t>
+              <w:t>9</w:t>
+            </w:r>
+          </w:p>
+        </w:tc>
+        <w:tc>
+          <w:tcPr>
+            <w:tcW w:type="dxa" w:w="7610"/>
+            <w:tcBorders>
+              <w:top w:val="single" w:sz="4" w:color="D5DDE1"/>
+              <w:left w:val="single" w:sz="4" w:color="D5DDE1"/>
+              <w:bottom w:val="single" w:sz="4" w:color="D5DDE1"/>
+              <w:right w:val="single" w:sz="4" w:color="D5DDE1"/>
+            </w:tcBorders>
+          </w:tcPr>
+          <w:p>
+            <w:pPr>
+              <w:keepNext/>
+              <w:spacing w:after="0"/>
+            </w:pPr>
+            <w:r>
+              <w:rPr>
+                <w:sz w:val="19"/>
+              </w:rPr>
+              <w:t>No interpretation and no causal words ("because", "caused", "trend")</w:t>
             </w:r>
           </w:p>
         </w:tc>
@@ -2411,7 +1588,7 @@
         </w:trPr>
         <w:tc>
           <w:tcPr>
-            <w:tcW w:type="dxa" w:w="8107"/>
+            <w:tcW w:type="dxa" w:w="497"/>
             <w:tcBorders>
               <w:top w:val="single" w:sz="4" w:color="D5DDE1"/>
               <w:left w:val="single" w:sz="4" w:color="D5DDE1"/>
@@ -2428,7 +1605,30 @@
               <w:rPr>
                 <w:sz w:val="19"/>
               </w:rPr>
-              <w:t>References consistent (Vancouver); about 2,000 words; CRediT statement, course acknowledgement and AI-use statement present</w:t>
+              <w:t>10</w:t>
+            </w:r>
+          </w:p>
+        </w:tc>
+        <w:tc>
+          <w:tcPr>
+            <w:tcW w:type="dxa" w:w="7610"/>
+            <w:tcBorders>
+              <w:top w:val="single" w:sz="4" w:color="D5DDE1"/>
+              <w:left w:val="single" w:sz="4" w:color="D5DDE1"/>
+              <w:bottom w:val="single" w:sz="4" w:color="D5DDE1"/>
+              <w:right w:val="single" w:sz="4" w:color="D5DDE1"/>
+            </w:tcBorders>
+            <w:shd w:val="clear" w:color="auto" w:fill="F5F9FA"/>
+          </w:tcPr>
+          <w:p>
+            <w:pPr>
+              <w:spacing w:after="0"/>
+            </w:pPr>
+            <w:r>
+              <w:rPr>
+                <w:sz w:val="19"/>
+              </w:rPr>
+              <w:t>Simulated-data and AI-use statements present</w:t>
             </w:r>
           </w:p>
         </w:tc>
@@ -2478,7 +1678,7 @@
         <w:pStyle w:val="Heading1"/>
       </w:pPr>
       <w:r>
-        <w:t>4. Tone rules for reviewers</w:t>
+        <w:t>3. Tone rules</w:t>
       </w:r>
     </w:p>
     <w:p>
@@ -2498,13 +1698,7 @@
         <w:tab/>
       </w:r>
       <w:r>
-        <w:rPr>
-          <w:b/>
-        </w:rPr>
-        <w:t>Comment on the paper, not the people.</w:t>
-      </w:r>
-      <w:r>
-        <w:t xml:space="preserve"> Write "The Results do not report the crude OR", not "You forgot..." or "The author clearly doesn't understand...".</w:t>
+        <w:t>Comment on the text, not the person: "The Results do not report the crude OR", not "You forgot...".</w:t>
       </w:r>
     </w:p>
     <w:p>
@@ -2524,13 +1718,7 @@
         <w:tab/>
       </w:r>
       <w:r>
-        <w:rPr>
-          <w:b/>
-        </w:rPr>
-        <w:t>Be specific.</w:t>
-      </w:r>
-      <w:r>
-        <w:t xml:space="preserve"> Give the page and line, say what the problem is and why it matters.</w:t>
+        <w:t>Be specific: page, line, the problem and a suggestion.</w:t>
       </w:r>
     </w:p>
     <w:p>
@@ -2550,13 +1738,7 @@
         <w:tab/>
       </w:r>
       <w:r>
-        <w:rPr>
-          <w:b/>
-        </w:rPr>
-        <w:t>Be constructive.</w:t>
-      </w:r>
-      <w:r>
-        <w:t xml:space="preserve"> Every major comment ends with a suggestion: "Consider reporting both the crude and the adjusted OR so readers can see the effect of adjustment."</w:t>
+        <w:t>Start with two genuine strengths.</w:t>
       </w:r>
     </w:p>
     <w:p>
@@ -2576,13 +1758,7 @@
         <w:tab/>
       </w:r>
       <w:r>
-        <w:rPr>
-          <w:b/>
-        </w:rPr>
-        <w:t>Start with what works.</w:t>
-      </w:r>
-      <w:r>
-        <w:t xml:space="preserve"> Open the report with two or three genuine strengths.</w:t>
+        <w:t>Stay within the data. Do not ask for analyses that are not in the pack.</w:t>
       </w:r>
     </w:p>
     <w:p>
@@ -2602,65 +1778,7 @@
         <w:tab/>
       </w:r>
       <w:r>
-        <w:rPr>
-          <w:b/>
-        </w:rPr>
-        <w:t>Do not rewrite the paper</w:t>
-      </w:r>
-      <w:r>
-        <w:t xml:space="preserve"> or impose your own style. Suggest, do not dictate.</w:t>
-      </w:r>
-    </w:p>
-    <w:p>
-      <w:pPr>
-        <w:tabs>
-          <w:tab w:pos="397" w:val="left"/>
-        </w:tabs>
-        <w:spacing w:after="60"/>
-        <w:ind w:left="397" w:hanging="397"/>
-      </w:pPr>
-      <w:r>
-        <w:rPr>
-          <w:b/>
-          <w:color w:val="055F56"/>
-        </w:rPr>
-        <w:t>6.</w:t>
-        <w:tab/>
-      </w:r>
-      <w:r>
-        <w:rPr>
-          <w:b/>
-        </w:rPr>
-        <w:t>Stay within the data.</w:t>
-      </w:r>
-      <w:r>
-        <w:t xml:space="preserve"> Do not ask for analyses that are not in the results pack. You may suggest them as a limitation.</w:t>
-      </w:r>
-    </w:p>
-    <w:p>
-      <w:pPr>
-        <w:tabs>
-          <w:tab w:pos="397" w:val="left"/>
-        </w:tabs>
-        <w:spacing w:after="60"/>
-        <w:ind w:left="397" w:hanging="397"/>
-      </w:pPr>
-      <w:r>
-        <w:rPr>
-          <w:b/>
-          <w:color w:val="055F56"/>
-        </w:rPr>
-        <w:t>7.</w:t>
-        <w:tab/>
-      </w:r>
-      <w:r>
-        <w:rPr>
-          <w:b/>
-        </w:rPr>
-        <w:t>Keep it confidential.</w:t>
-      </w:r>
-      <w:r>
-        <w:t xml:space="preserve"> Do not share the draft with anyone else, and do </w:t>
+        <w:t xml:space="preserve">Keep it confidential. Do not share the draft and do </w:t>
       </w:r>
       <w:r>
         <w:rPr>
@@ -2669,33 +1787,7 @@
         <w:t>not</w:t>
       </w:r>
       <w:r>
-        <w:t xml:space="preserve"> paste it into an AI tool or translation service.</w:t>
-      </w:r>
-    </w:p>
-    <w:p>
-      <w:pPr>
-        <w:tabs>
-          <w:tab w:pos="397" w:val="left"/>
-        </w:tabs>
-        <w:spacing w:after="60"/>
-        <w:ind w:left="397" w:hanging="397"/>
-      </w:pPr>
-      <w:r>
-        <w:rPr>
-          <w:b/>
-          <w:color w:val="055F56"/>
-        </w:rPr>
-        <w:t>8.</w:t>
-        <w:tab/>
-      </w:r>
-      <w:r>
-        <w:rPr>
-          <w:b/>
-        </w:rPr>
-        <w:t>Be kind and honest.</w:t>
-      </w:r>
-      <w:r>
-        <w:t xml:space="preserve"> Write as you would like to be reviewed: clear about problems, respectful in tone.</w:t>
+        <w:t xml:space="preserve"> paste it into an AI tool.</w:t>
       </w:r>
     </w:p>
     <w:p>
@@ -2703,7 +1795,7 @@
         <w:pStyle w:val="Heading1"/>
       </w:pPr>
       <w:r>
-        <w:t>5. Review report template</w:t>
+        <w:t>4. Review report template</w:t>
       </w:r>
     </w:p>
     <w:p>
@@ -2716,7 +1808,7 @@
           <w:color w:val="0B376C"/>
           <w:sz w:val="19"/>
         </w:rPr>
-        <w:t>Surname_Review_of_[author's surname].docx</w:t>
+        <w:t>Surname_Firstname_Review.docx</w:t>
       </w:r>
       <w:r>
         <w:t>.</w:t>
@@ -2727,7 +1819,7 @@
         <w:rPr>
           <w:b/>
         </w:rPr>
-        <w:t>Manuscript reviewed:</w:t>
+        <w:t>Draft reviewed:</w:t>
       </w:r>
       <w:r>
         <w:t xml:space="preserve"> author ______________, Question Q___, working title: ______________________________</w:t>
@@ -2758,21 +1850,21 @@
         <w:rPr>
           <w:b/>
         </w:rPr>
-        <w:t>1. Summary (3 or 4 sentences).</w:t>
+        <w:t>1. Summary</w:t>
       </w:r>
       <w:r>
-        <w:t xml:space="preserve"> What the paper asks, what it did and what it found, in your own words.</w:t>
+        <w:t xml:space="preserve"> (2 or 3 sentences): what the Results show, in your own words.</w:t>
       </w:r>
     </w:p>
     <w:p>
-      <w:pPr>
-        <w:keepNext/>
-      </w:pPr>
       <w:r>
         <w:rPr>
           <w:b/>
         </w:rPr>
-        <w:t>2. Strengths (2 or 3 points).</w:t>
+        <w:t>2. Strengths</w:t>
+      </w:r>
+      <w:r>
+        <w:t xml:space="preserve"> (2 points).</w:t>
       </w:r>
     </w:p>
     <w:p>
@@ -2783,7 +1875,7 @@
         <w:t>3. Major comments</w:t>
       </w:r>
       <w:r>
-        <w:t xml:space="preserve"> (numbered; each with page/line, the problem, why it matters and a suggestion).</w:t>
+        <w:t xml:space="preserve"> (each with page/line, the problem and a suggestion).</w:t>
       </w:r>
     </w:p>
     <w:p>
@@ -2804,21 +1896,13 @@
     </w:p>
     <w:p>
       <w:pPr>
-        <w:pStyle w:val="ListBullet"/>
+        <w:keepNext/>
       </w:pPr>
-      <w:r>
-        <w:t>M3.</w:t>
-      </w:r>
-    </w:p>
-    <w:p>
       <w:r>
         <w:rPr>
           <w:b/>
         </w:rPr>
-        <w:t>4. Minor comments</w:t>
-      </w:r>
-      <w:r>
-        <w:t xml:space="preserve"> (numbered; page/line and suggestion).</w:t>
+        <w:t>4. Minor comments.</w:t>
       </w:r>
     </w:p>
     <w:p>
@@ -2842,10 +1926,10 @@
         <w:rPr>
           <w:b/>
         </w:rPr>
-        <w:t>5. Appraisal checklist and writing checks.</w:t>
+        <w:t>5. Results checklist:</w:t>
       </w:r>
       <w:r>
-        <w:t xml:space="preserve"> Attach the two completed tables from section 3.</w:t>
+        <w:t xml:space="preserve"> attach the completed table from section 2.</w:t>
       </w:r>
     </w:p>
     <w:p>
@@ -2853,15 +1937,21 @@
         <w:rPr>
           <w:b/>
         </w:rPr>
-        <w:t>6. Recommendation</w:t>
+        <w:t>6. Optional parts</w:t>
       </w:r>
       <w:r>
-        <w:t xml:space="preserve"> (tick one, as a journal reviewer would):</w:t>
+        <w:t xml:space="preserve"> (if sent): one or two comments on each.</w:t>
       </w:r>
     </w:p>
     <w:p>
       <w:r>
-        <w:t>☐ Accept as it is ☐ Minor revision ☐ Major revision ☐ Reject (explain why)</w:t>
+        <w:rPr>
+          <w:b/>
+        </w:rPr>
+        <w:t>7. Recommendation</w:t>
+      </w:r>
+      <w:r>
+        <w:t xml:space="preserve"> (tick one): ☐ Accept as it is ☐ Minor revision ☐ Major revision</w:t>
       </w:r>
     </w:p>
     <w:p>
@@ -2869,7 +1959,7 @@
         <w:pStyle w:val="Heading1"/>
       </w:pPr>
       <w:r>
-        <w:t>6. How authors respond (author)</w:t>
+        <w:t>5. How authors respond (author)</w:t>
       </w:r>
     </w:p>
     <w:p>
@@ -2889,13 +1979,7 @@
         <w:tab/>
       </w:r>
       <w:r>
-        <w:rPr>
-          <w:b/>
-        </w:rPr>
-        <w:t>Read the review twice, then wait a day</w:t>
-      </w:r>
-      <w:r>
-        <w:t xml:space="preserve"> before replying. Every reviewer comment is an opportunity to make the paper clearer.</w:t>
+        <w:t>Read the review, then wait a day before replying.</w:t>
       </w:r>
     </w:p>
     <w:p>
@@ -2915,13 +1999,7 @@
         <w:tab/>
       </w:r>
       <w:r>
-        <w:rPr>
-          <w:b/>
-        </w:rPr>
-        <w:t>Use the response template</w:t>
-      </w:r>
-      <w:r>
-        <w:t xml:space="preserve"> (</w:t>
+        <w:t xml:space="preserve">Use </w:t>
       </w:r>
       <w:r>
         <w:rPr>
@@ -2929,10 +2007,10 @@
           <w:color w:val="0B376C"/>
           <w:sz w:val="19"/>
         </w:rPr>
-        <w:t>Course/Templates/Response_to_Reviewers_Template.docx</w:t>
+        <w:t>Response_to_Reviewers_Template.docx</w:t>
       </w:r>
       <w:r>
-        <w:t>). Open with one sentence thanking the reviewer.</w:t>
+        <w:t>. Thank the reviewer in one sentence.</w:t>
       </w:r>
     </w:p>
     <w:p>
@@ -2952,13 +2030,7 @@
         <w:tab/>
       </w:r>
       <w:r>
-        <w:rPr>
-          <w:b/>
-        </w:rPr>
-        <w:t>Answer point by point.</w:t>
-      </w:r>
-      <w:r>
-        <w:t xml:space="preserve"> For every comment, give: (a) the reviewer's comment (copied), (b) your reply, (c) what you changed, with the page and line in the revised manuscript.</w:t>
+        <w:t>For every comment give: the comment (copied), your reply, and what you changed, with page and line.</w:t>
       </w:r>
     </w:p>
     <w:p>
@@ -2978,13 +2050,7 @@
         <w:tab/>
       </w:r>
       <w:r>
-        <w:rPr>
-          <w:b/>
-        </w:rPr>
-        <w:t>Make the changes in the manuscript</w:t>
-      </w:r>
-      <w:r>
-        <w:t>, with tracked changes switched on, and make sure every change you claim is really there.</w:t>
+        <w:t>Make the changes with tracked changes switched on.</w:t>
       </w:r>
     </w:p>
     <w:p>
@@ -3004,13 +2070,7 @@
         <w:tab/>
       </w:r>
       <w:r>
-        <w:rPr>
-          <w:b/>
-        </w:rPr>
-        <w:t>Disagree politely, with reasons.</w:t>
-      </w:r>
-      <w:r>
-        <w:t xml:space="preserve"> You do not have to accept every suggestion. If you disagree, say why, citing the data or the literature: "We agree this would be informative. However, this analysis is not in the pre-specified SAP. We have added it as a limitation (page 9, line 12)."</w:t>
+        <w:t>You may disagree, politely and with reasons from the data.</w:t>
       </w:r>
     </w:p>
     <w:p>
@@ -3030,39 +2090,7 @@
         <w:tab/>
       </w:r>
       <w:r>
-        <w:rPr>
-          <w:b/>
-        </w:rPr>
         <w:t>Never answer just "Done".</w:t>
-      </w:r>
-      <w:r>
-        <w:t xml:space="preserve"> Say what was done and where.</w:t>
-      </w:r>
-    </w:p>
-    <w:p>
-      <w:pPr>
-        <w:tabs>
-          <w:tab w:pos="397" w:val="left"/>
-        </w:tabs>
-        <w:spacing w:after="60"/>
-        <w:ind w:left="397" w:hanging="397"/>
-      </w:pPr>
-      <w:r>
-        <w:rPr>
-          <w:b/>
-          <w:color w:val="055F56"/>
-        </w:rPr>
-        <w:t>7.</w:t>
-        <w:tab/>
-      </w:r>
-      <w:r>
-        <w:rPr>
-          <w:b/>
-        </w:rPr>
-        <w:t>Keep the tone neutral and grateful</w:t>
-      </w:r>
-      <w:r>
-        <w:t>, even if a comment feels unfair.</w:t>
       </w:r>
     </w:p>
     <w:p>
@@ -3090,9 +2118,9 @@
         <w:tblLook w:firstColumn="1" w:firstRow="1" w:lastColumn="0" w:lastRow="0" w:noHBand="0" w:noVBand="1" w:val="04A0"/>
       </w:tblPr>
       <w:tblGrid>
-        <w:gridCol w:w="3284"/>
-        <w:gridCol w:w="3541"/>
-        <w:gridCol w:w="2586"/>
+        <w:gridCol w:w="4665"/>
+        <w:gridCol w:w="3090"/>
+        <w:gridCol w:w="1656"/>
       </w:tblGrid>
       <w:tr>
         <w:trPr>
@@ -3101,7 +2129,7 @@
         </w:trPr>
         <w:tc>
           <w:tcPr>
-            <w:tcW w:type="dxa" w:w="3284"/>
+            <w:tcW w:type="dxa" w:w="4665"/>
             <w:tcBorders>
               <w:top w:val="single" w:sz="4" w:color="04242F"/>
               <w:left w:val="single" w:sz="4" w:color="04242F"/>
@@ -3127,7 +2155,7 @@
         </w:tc>
         <w:tc>
           <w:tcPr>
-            <w:tcW w:type="dxa" w:w="3541"/>
+            <w:tcW w:type="dxa" w:w="3090"/>
             <w:tcBorders>
               <w:top w:val="single" w:sz="4" w:color="04242F"/>
               <w:left w:val="single" w:sz="4" w:color="04242F"/>
@@ -3153,7 +2181,7 @@
         </w:tc>
         <w:tc>
           <w:tcPr>
-            <w:tcW w:type="dxa" w:w="2586"/>
+            <w:tcW w:type="dxa" w:w="1656"/>
             <w:tcBorders>
               <w:top w:val="single" w:sz="4" w:color="04242F"/>
               <w:left w:val="single" w:sz="4" w:color="04242F"/>
@@ -3173,7 +2201,7 @@
                 <w:color w:val="FFFFFF"/>
                 <w:sz w:val="19"/>
               </w:rPr>
-              <w:t>Change in manuscript</w:t>
+              <w:t>Change in the Results</w:t>
             </w:r>
           </w:p>
         </w:tc>
@@ -3184,7 +2212,7 @@
         </w:trPr>
         <w:tc>
           <w:tcPr>
-            <w:tcW w:type="dxa" w:w="3284"/>
+            <w:tcW w:type="dxa" w:w="4665"/>
             <w:tcBorders>
               <w:top w:val="single" w:sz="4" w:color="D5DDE1"/>
               <w:left w:val="single" w:sz="4" w:color="D5DDE1"/>
@@ -3200,13 +2228,13 @@
               <w:rPr>
                 <w:sz w:val="19"/>
               </w:rPr>
-              <w:t>M1. The Results give only the adjusted OR; readers cannot see how much adjustment changed the estimate.</w:t>
+              <w:t>M1. Only the adjusted OR is given, so readers cannot see how much adjustment changed the estimate.</w:t>
             </w:r>
           </w:p>
         </w:tc>
         <w:tc>
           <w:tcPr>
-            <w:tcW w:type="dxa" w:w="3541"/>
+            <w:tcW w:type="dxa" w:w="3090"/>
             <w:tcBorders>
               <w:top w:val="single" w:sz="4" w:color="D5DDE1"/>
               <w:left w:val="single" w:sz="4" w:color="D5DDE1"/>
@@ -3222,13 +2250,13 @@
               <w:rPr>
                 <w:sz w:val="19"/>
               </w:rPr>
-              <w:t>Thank you. We now report the crude OR alongside the adjusted OR and comment on the difference in the Discussion.</w:t>
+              <w:t>Thank you. We now report the crude OR next to the adjusted OR.</w:t>
             </w:r>
           </w:p>
         </w:tc>
         <w:tc>
           <w:tcPr>
-            <w:tcW w:type="dxa" w:w="2586"/>
+            <w:tcW w:type="dxa" w:w="1656"/>
             <w:tcBorders>
               <w:top w:val="single" w:sz="4" w:color="D5DDE1"/>
               <w:left w:val="single" w:sz="4" w:color="D5DDE1"/>
@@ -3244,7 +2272,7 @@
               <w:rPr>
                 <w:sz w:val="19"/>
               </w:rPr>
-              <w:t>Results, p. 6, lines 4 to 7; Discussion, p. 8, lines 15 to 18; Table 2 updated.</w:t>
+              <w:t>p. 2, lines 4 to 7, and Table 2</w:t>
             </w:r>
           </w:p>
         </w:tc>
@@ -3260,12 +2288,12 @@
         <w:pStyle w:val="Heading1"/>
       </w:pPr>
       <w:r>
-        <w:t>7. Marking</w:t>
+        <w:t>6. Marking</w:t>
       </w:r>
     </w:p>
     <w:p>
       <w:r>
-        <w:t>The quality of the review you give and of your response is criterion 10 of Manuscript_Rubric.pdf (10 points).</w:t>
+        <w:t>The review you give and your response are criteria 8 and 9 of Manuscript_Rubric.pdf (20 points).</w:t>
       </w:r>
       <w:r>
         <w:rPr>

--- a/en/files/assignments/Peer_Review_Instructions.docx
+++ b/en/files/assignments/Peer_Review_Instructions.docx
@@ -46,7 +46,7 @@
         <w:t>When:</w:t>
       </w:r>
       <w:r>
-        <w:t xml:space="preserve"> the 2 weeks after Session 8 (individual homework)</w:t>
+        <w:t xml:space="preserve"> after Session 8, see the timeline (individual homework)</w:t>
       </w:r>
     </w:p>
     <w:p>
@@ -112,9 +112,9 @@
         <w:tblLook w:firstColumn="1" w:firstRow="1" w:lastColumn="0" w:lastRow="0" w:noHBand="0" w:noVBand="1" w:val="04A0"/>
       </w:tblPr>
       <w:tblGrid>
-        <w:gridCol w:w="2763"/>
+        <w:gridCol w:w="2399"/>
         <w:gridCol w:w="1162"/>
-        <w:gridCol w:w="5486"/>
+        <w:gridCol w:w="5850"/>
       </w:tblGrid>
       <w:tr>
         <w:trPr>
@@ -123,7 +123,7 @@
         </w:trPr>
         <w:tc>
           <w:tcPr>
-            <w:tcW w:type="dxa" w:w="2763"/>
+            <w:tcW w:type="dxa" w:w="2399"/>
             <w:tcBorders>
               <w:top w:val="single" w:sz="4" w:color="04242F"/>
               <w:left w:val="single" w:sz="4" w:color="04242F"/>
@@ -175,7 +175,7 @@
         </w:tc>
         <w:tc>
           <w:tcPr>
-            <w:tcW w:type="dxa" w:w="5486"/>
+            <w:tcW w:type="dxa" w:w="5850"/>
             <w:tcBorders>
               <w:top w:val="single" w:sz="4" w:color="04242F"/>
               <w:left w:val="single" w:sz="4" w:color="04242F"/>
@@ -206,7 +206,7 @@
         </w:trPr>
         <w:tc>
           <w:tcPr>
-            <w:tcW w:type="dxa" w:w="2763"/>
+            <w:tcW w:type="dxa" w:w="2399"/>
             <w:tcBorders>
               <w:top w:val="single" w:sz="4" w:color="D5DDE1"/>
               <w:left w:val="single" w:sz="4" w:color="D5DDE1"/>
@@ -252,7 +252,7 @@
         </w:tc>
         <w:tc>
           <w:tcPr>
-            <w:tcW w:type="dxa" w:w="5486"/>
+            <w:tcW w:type="dxa" w:w="5850"/>
             <w:tcBorders>
               <w:top w:val="single" w:sz="4" w:color="D5DDE1"/>
               <w:left w:val="single" w:sz="4" w:color="D5DDE1"/>
@@ -280,7 +280,7 @@
         </w:trPr>
         <w:tc>
           <w:tcPr>
-            <w:tcW w:type="dxa" w:w="2763"/>
+            <w:tcW w:type="dxa" w:w="2399"/>
             <w:tcBorders>
               <w:top w:val="single" w:sz="4" w:color="D5DDE1"/>
               <w:left w:val="single" w:sz="4" w:color="D5DDE1"/>
@@ -298,7 +298,7 @@
               <w:rPr>
                 <w:sz w:val="19"/>
               </w:rPr>
-              <w:t>23:59, 19 December 2026 (day of Session 8)</w:t>
+              <w:t>23:59, Sunday 20 December 2026 (Vietnam time)</w:t>
             </w:r>
           </w:p>
         </w:tc>
@@ -328,7 +328,7 @@
         </w:tc>
         <w:tc>
           <w:tcPr>
-            <w:tcW w:type="dxa" w:w="5486"/>
+            <w:tcW w:type="dxa" w:w="5850"/>
             <w:tcBorders>
               <w:top w:val="single" w:sz="4" w:color="D5DDE1"/>
               <w:left w:val="single" w:sz="4" w:color="D5DDE1"/>
@@ -357,7 +357,7 @@
         </w:trPr>
         <w:tc>
           <w:tcPr>
-            <w:tcW w:type="dxa" w:w="2763"/>
+            <w:tcW w:type="dxa" w:w="2399"/>
             <w:tcBorders>
               <w:top w:val="single" w:sz="4" w:color="D5DDE1"/>
               <w:left w:val="single" w:sz="4" w:color="D5DDE1"/>
@@ -375,13 +375,7 @@
                 <w:b/>
                 <w:sz w:val="19"/>
               </w:rPr>
-              <w:t>2 January 2027</w:t>
-            </w:r>
-            <w:r>
-              <w:rPr>
-                <w:sz w:val="19"/>
-              </w:rPr>
-              <w:t xml:space="preserve"> (2 weeks after Session 8)</w:t>
+              <w:t>Wednesday 30 December 2026</w:t>
             </w:r>
           </w:p>
         </w:tc>
@@ -410,7 +404,7 @@
         </w:tc>
         <w:tc>
           <w:tcPr>
-            <w:tcW w:type="dxa" w:w="5486"/>
+            <w:tcW w:type="dxa" w:w="5850"/>
             <w:tcBorders>
               <w:top w:val="single" w:sz="4" w:color="D5DDE1"/>
               <w:left w:val="single" w:sz="4" w:color="D5DDE1"/>
@@ -452,7 +446,7 @@
         </w:trPr>
         <w:tc>
           <w:tcPr>
-            <w:tcW w:type="dxa" w:w="2763"/>
+            <w:tcW w:type="dxa" w:w="2399"/>
             <w:tcBorders>
               <w:top w:val="single" w:sz="4" w:color="D5DDE1"/>
               <w:left w:val="single" w:sz="4" w:color="D5DDE1"/>
@@ -470,13 +464,7 @@
                 <w:b/>
                 <w:sz w:val="19"/>
               </w:rPr>
-              <w:t>30 January 2027</w:t>
-            </w:r>
-            <w:r>
-              <w:rPr>
-                <w:sz w:val="19"/>
-              </w:rPr>
-              <w:t xml:space="preserve"> (4 weeks after the review)</w:t>
+              <w:t>Saturday 9 January 2027</w:t>
             </w:r>
           </w:p>
         </w:tc>
@@ -505,7 +493,7 @@
         </w:tc>
         <w:tc>
           <w:tcPr>
-            <w:tcW w:type="dxa" w:w="5486"/>
+            <w:tcW w:type="dxa" w:w="5850"/>
             <w:tcBorders>
               <w:top w:val="single" w:sz="4" w:color="D5DDE1"/>
               <w:left w:val="single" w:sz="4" w:color="D5DDE1"/>
@@ -535,7 +523,7 @@
     </w:p>
     <w:p>
       <w:r>
-        <w:t>If your draft has not arrived by the morning after Session 8, email the author and the course lead. Plan about 1.5 hours for the review.</w:t>
+        <w:t>If your draft has not arrived by the morning of Monday 21 December, email the author and the course lead. Plan about 1.5 hours for the review.</w:t>
       </w:r>
     </w:p>
     <w:p>
@@ -686,8 +674,8 @@
         <w:tblLook w:firstColumn="1" w:firstRow="1" w:lastColumn="0" w:lastRow="0" w:noHBand="0" w:noVBand="1" w:val="04A0"/>
       </w:tblPr>
       <w:tblGrid>
-        <w:gridCol w:w="497"/>
-        <w:gridCol w:w="7611"/>
+        <w:gridCol w:w="510"/>
+        <w:gridCol w:w="7597"/>
         <w:gridCol w:w="595"/>
         <w:gridCol w:w="708"/>
       </w:tblGrid>
@@ -698,7 +686,7 @@
         </w:trPr>
         <w:tc>
           <w:tcPr>
-            <w:tcW w:type="dxa" w:w="497"/>
+            <w:tcW w:type="dxa" w:w="511"/>
             <w:tcBorders>
               <w:top w:val="single" w:sz="4" w:color="04242F"/>
               <w:left w:val="single" w:sz="4" w:color="04242F"/>
@@ -724,7 +712,7 @@
         </w:tc>
         <w:tc>
           <w:tcPr>
-            <w:tcW w:type="dxa" w:w="7610"/>
+            <w:tcW w:type="dxa" w:w="7596"/>
             <w:tcBorders>
               <w:top w:val="single" w:sz="4" w:color="04242F"/>
               <w:left w:val="single" w:sz="4" w:color="04242F"/>
@@ -807,7 +795,7 @@
         </w:trPr>
         <w:tc>
           <w:tcPr>
-            <w:tcW w:type="dxa" w:w="497"/>
+            <w:tcW w:type="dxa" w:w="511"/>
             <w:tcBorders>
               <w:top w:val="single" w:sz="4" w:color="D5DDE1"/>
               <w:left w:val="single" w:sz="4" w:color="D5DDE1"/>
@@ -830,7 +818,7 @@
         </w:tc>
         <w:tc>
           <w:tcPr>
-            <w:tcW w:type="dxa" w:w="7610"/>
+            <w:tcW w:type="dxa" w:w="7596"/>
             <w:tcBorders>
               <w:top w:val="single" w:sz="4" w:color="D5DDE1"/>
               <w:left w:val="single" w:sz="4" w:color="D5DDE1"/>
@@ -892,7 +880,7 @@
         </w:trPr>
         <w:tc>
           <w:tcPr>
-            <w:tcW w:type="dxa" w:w="497"/>
+            <w:tcW w:type="dxa" w:w="511"/>
             <w:tcBorders>
               <w:top w:val="single" w:sz="4" w:color="D5DDE1"/>
               <w:left w:val="single" w:sz="4" w:color="D5DDE1"/>
@@ -916,7 +904,7 @@
         </w:tc>
         <w:tc>
           <w:tcPr>
-            <w:tcW w:type="dxa" w:w="7610"/>
+            <w:tcW w:type="dxa" w:w="7596"/>
             <w:tcBorders>
               <w:top w:val="single" w:sz="4" w:color="D5DDE1"/>
               <w:left w:val="single" w:sz="4" w:color="D5DDE1"/>
@@ -981,7 +969,7 @@
         </w:trPr>
         <w:tc>
           <w:tcPr>
-            <w:tcW w:type="dxa" w:w="497"/>
+            <w:tcW w:type="dxa" w:w="511"/>
             <w:tcBorders>
               <w:top w:val="single" w:sz="4" w:color="D5DDE1"/>
               <w:left w:val="single" w:sz="4" w:color="D5DDE1"/>
@@ -1004,7 +992,7 @@
         </w:tc>
         <w:tc>
           <w:tcPr>
-            <w:tcW w:type="dxa" w:w="7610"/>
+            <w:tcW w:type="dxa" w:w="7596"/>
             <w:tcBorders>
               <w:top w:val="single" w:sz="4" w:color="D5DDE1"/>
               <w:left w:val="single" w:sz="4" w:color="D5DDE1"/>
@@ -1066,7 +1054,7 @@
         </w:trPr>
         <w:tc>
           <w:tcPr>
-            <w:tcW w:type="dxa" w:w="497"/>
+            <w:tcW w:type="dxa" w:w="511"/>
             <w:tcBorders>
               <w:top w:val="single" w:sz="4" w:color="D5DDE1"/>
               <w:left w:val="single" w:sz="4" w:color="D5DDE1"/>
@@ -1090,7 +1078,7 @@
         </w:tc>
         <w:tc>
           <w:tcPr>
-            <w:tcW w:type="dxa" w:w="7610"/>
+            <w:tcW w:type="dxa" w:w="7596"/>
             <w:tcBorders>
               <w:top w:val="single" w:sz="4" w:color="D5DDE1"/>
               <w:left w:val="single" w:sz="4" w:color="D5DDE1"/>
@@ -1155,7 +1143,7 @@
         </w:trPr>
         <w:tc>
           <w:tcPr>
-            <w:tcW w:type="dxa" w:w="497"/>
+            <w:tcW w:type="dxa" w:w="511"/>
             <w:tcBorders>
               <w:top w:val="single" w:sz="4" w:color="D5DDE1"/>
               <w:left w:val="single" w:sz="4" w:color="D5DDE1"/>
@@ -1178,7 +1166,7 @@
         </w:tc>
         <w:tc>
           <w:tcPr>
-            <w:tcW w:type="dxa" w:w="7610"/>
+            <w:tcW w:type="dxa" w:w="7596"/>
             <w:tcBorders>
               <w:top w:val="single" w:sz="4" w:color="D5DDE1"/>
               <w:left w:val="single" w:sz="4" w:color="D5DDE1"/>
@@ -1240,7 +1228,7 @@
         </w:trPr>
         <w:tc>
           <w:tcPr>
-            <w:tcW w:type="dxa" w:w="497"/>
+            <w:tcW w:type="dxa" w:w="511"/>
             <w:tcBorders>
               <w:top w:val="single" w:sz="4" w:color="D5DDE1"/>
               <w:left w:val="single" w:sz="4" w:color="D5DDE1"/>
@@ -1264,7 +1252,7 @@
         </w:tc>
         <w:tc>
           <w:tcPr>
-            <w:tcW w:type="dxa" w:w="7610"/>
+            <w:tcW w:type="dxa" w:w="7596"/>
             <w:tcBorders>
               <w:top w:val="single" w:sz="4" w:color="D5DDE1"/>
               <w:left w:val="single" w:sz="4" w:color="D5DDE1"/>
@@ -1329,7 +1317,7 @@
         </w:trPr>
         <w:tc>
           <w:tcPr>
-            <w:tcW w:type="dxa" w:w="497"/>
+            <w:tcW w:type="dxa" w:w="511"/>
             <w:tcBorders>
               <w:top w:val="single" w:sz="4" w:color="D5DDE1"/>
               <w:left w:val="single" w:sz="4" w:color="D5DDE1"/>
@@ -1352,7 +1340,7 @@
         </w:tc>
         <w:tc>
           <w:tcPr>
-            <w:tcW w:type="dxa" w:w="7610"/>
+            <w:tcW w:type="dxa" w:w="7596"/>
             <w:tcBorders>
               <w:top w:val="single" w:sz="4" w:color="D5DDE1"/>
               <w:left w:val="single" w:sz="4" w:color="D5DDE1"/>
@@ -1414,7 +1402,7 @@
         </w:trPr>
         <w:tc>
           <w:tcPr>
-            <w:tcW w:type="dxa" w:w="497"/>
+            <w:tcW w:type="dxa" w:w="511"/>
             <w:tcBorders>
               <w:top w:val="single" w:sz="4" w:color="D5DDE1"/>
               <w:left w:val="single" w:sz="4" w:color="D5DDE1"/>
@@ -1438,7 +1426,7 @@
         </w:tc>
         <w:tc>
           <w:tcPr>
-            <w:tcW w:type="dxa" w:w="7610"/>
+            <w:tcW w:type="dxa" w:w="7596"/>
             <w:tcBorders>
               <w:top w:val="single" w:sz="4" w:color="D5DDE1"/>
               <w:left w:val="single" w:sz="4" w:color="D5DDE1"/>
@@ -1503,7 +1491,7 @@
         </w:trPr>
         <w:tc>
           <w:tcPr>
-            <w:tcW w:type="dxa" w:w="497"/>
+            <w:tcW w:type="dxa" w:w="511"/>
             <w:tcBorders>
               <w:top w:val="single" w:sz="4" w:color="D5DDE1"/>
               <w:left w:val="single" w:sz="4" w:color="D5DDE1"/>
@@ -1526,7 +1514,7 @@
         </w:tc>
         <w:tc>
           <w:tcPr>
-            <w:tcW w:type="dxa" w:w="7610"/>
+            <w:tcW w:type="dxa" w:w="7596"/>
             <w:tcBorders>
               <w:top w:val="single" w:sz="4" w:color="D5DDE1"/>
               <w:left w:val="single" w:sz="4" w:color="D5DDE1"/>
@@ -1588,7 +1576,7 @@
         </w:trPr>
         <w:tc>
           <w:tcPr>
-            <w:tcW w:type="dxa" w:w="497"/>
+            <w:tcW w:type="dxa" w:w="511"/>
             <w:tcBorders>
               <w:top w:val="single" w:sz="4" w:color="D5DDE1"/>
               <w:left w:val="single" w:sz="4" w:color="D5DDE1"/>
@@ -1611,7 +1599,7 @@
         </w:tc>
         <w:tc>
           <w:tcPr>
-            <w:tcW w:type="dxa" w:w="7610"/>
+            <w:tcW w:type="dxa" w:w="7596"/>
             <w:tcBorders>
               <w:top w:val="single" w:sz="4" w:color="D5DDE1"/>
               <w:left w:val="single" w:sz="4" w:color="D5DDE1"/>
@@ -1628,7 +1616,7 @@
               <w:rPr>
                 <w:sz w:val="19"/>
               </w:rPr>
-              <w:t>Simulated-data and AI-use statements present</w:t>
+              <w:t>AI-use statement present</w:t>
             </w:r>
           </w:p>
         </w:tc>

--- a/en/files/assignments/Peer_Review_Instructions.docx
+++ b/en/files/assignments/Peer_Review_Instructions.docx
@@ -112,9 +112,9 @@
         <w:tblLook w:firstColumn="1" w:firstRow="1" w:lastColumn="0" w:lastRow="0" w:noHBand="0" w:noVBand="1" w:val="04A0"/>
       </w:tblPr>
       <w:tblGrid>
-        <w:gridCol w:w="2399"/>
-        <w:gridCol w:w="1162"/>
-        <w:gridCol w:w="5850"/>
+        <w:gridCol w:w="2347"/>
+        <w:gridCol w:w="1389"/>
+        <w:gridCol w:w="5675"/>
       </w:tblGrid>
       <w:tr>
         <w:trPr>
@@ -123,7 +123,7 @@
         </w:trPr>
         <w:tc>
           <w:tcPr>
-            <w:tcW w:type="dxa" w:w="2399"/>
+            <w:tcW w:type="dxa" w:w="2347"/>
             <w:tcBorders>
               <w:top w:val="single" w:sz="4" w:color="04242F"/>
               <w:left w:val="single" w:sz="4" w:color="04242F"/>
@@ -149,7 +149,7 @@
         </w:tc>
         <w:tc>
           <w:tcPr>
-            <w:tcW w:type="dxa" w:w="1162"/>
+            <w:tcW w:type="dxa" w:w="1389"/>
             <w:tcBorders>
               <w:top w:val="single" w:sz="4" w:color="04242F"/>
               <w:left w:val="single" w:sz="4" w:color="04242F"/>
@@ -175,7 +175,7 @@
         </w:tc>
         <w:tc>
           <w:tcPr>
-            <w:tcW w:type="dxa" w:w="5850"/>
+            <w:tcW w:type="dxa" w:w="5675"/>
             <w:tcBorders>
               <w:top w:val="single" w:sz="4" w:color="04242F"/>
               <w:left w:val="single" w:sz="4" w:color="04242F"/>
@@ -206,7 +206,7 @@
         </w:trPr>
         <w:tc>
           <w:tcPr>
-            <w:tcW w:type="dxa" w:w="2399"/>
+            <w:tcW w:type="dxa" w:w="2347"/>
             <w:tcBorders>
               <w:top w:val="single" w:sz="4" w:color="D5DDE1"/>
               <w:left w:val="single" w:sz="4" w:color="D5DDE1"/>
@@ -229,7 +229,7 @@
         </w:tc>
         <w:tc>
           <w:tcPr>
-            <w:tcW w:type="dxa" w:w="1162"/>
+            <w:tcW w:type="dxa" w:w="1389"/>
             <w:tcBorders>
               <w:top w:val="single" w:sz="4" w:color="D5DDE1"/>
               <w:left w:val="single" w:sz="4" w:color="D5DDE1"/>
@@ -246,13 +246,13 @@
               <w:rPr>
                 <w:sz w:val="19"/>
               </w:rPr>
-              <w:t>Course lead</w:t>
+              <w:t>Instructor</w:t>
             </w:r>
           </w:p>
         </w:tc>
         <w:tc>
           <w:tcPr>
-            <w:tcW w:type="dxa" w:w="5850"/>
+            <w:tcW w:type="dxa" w:w="5675"/>
             <w:tcBorders>
               <w:top w:val="single" w:sz="4" w:color="D5DDE1"/>
               <w:left w:val="single" w:sz="4" w:color="D5DDE1"/>
@@ -280,7 +280,7 @@
         </w:trPr>
         <w:tc>
           <w:tcPr>
-            <w:tcW w:type="dxa" w:w="2399"/>
+            <w:tcW w:type="dxa" w:w="2347"/>
             <w:tcBorders>
               <w:top w:val="single" w:sz="4" w:color="D5DDE1"/>
               <w:left w:val="single" w:sz="4" w:color="D5DDE1"/>
@@ -304,7 +304,7 @@
         </w:tc>
         <w:tc>
           <w:tcPr>
-            <w:tcW w:type="dxa" w:w="1162"/>
+            <w:tcW w:type="dxa" w:w="1389"/>
             <w:tcBorders>
               <w:top w:val="single" w:sz="4" w:color="D5DDE1"/>
               <w:left w:val="single" w:sz="4" w:color="D5DDE1"/>
@@ -328,7 +328,7 @@
         </w:tc>
         <w:tc>
           <w:tcPr>
-            <w:tcW w:type="dxa" w:w="5850"/>
+            <w:tcW w:type="dxa" w:w="5675"/>
             <w:tcBorders>
               <w:top w:val="single" w:sz="4" w:color="D5DDE1"/>
               <w:left w:val="single" w:sz="4" w:color="D5DDE1"/>
@@ -346,7 +346,7 @@
               <w:rPr>
                 <w:sz w:val="19"/>
               </w:rPr>
-              <w:t>Emails the Results draft directly to the reviewer and to the course lead</w:t>
+              <w:t>Emails the Results draft directly to the reviewer and to the instructor</w:t>
             </w:r>
           </w:p>
         </w:tc>
@@ -357,7 +357,7 @@
         </w:trPr>
         <w:tc>
           <w:tcPr>
-            <w:tcW w:type="dxa" w:w="2399"/>
+            <w:tcW w:type="dxa" w:w="2347"/>
             <w:tcBorders>
               <w:top w:val="single" w:sz="4" w:color="D5DDE1"/>
               <w:left w:val="single" w:sz="4" w:color="D5DDE1"/>
@@ -381,7 +381,7 @@
         </w:tc>
         <w:tc>
           <w:tcPr>
-            <w:tcW w:type="dxa" w:w="1162"/>
+            <w:tcW w:type="dxa" w:w="1389"/>
             <w:tcBorders>
               <w:top w:val="single" w:sz="4" w:color="D5DDE1"/>
               <w:left w:val="single" w:sz="4" w:color="D5DDE1"/>
@@ -404,7 +404,7 @@
         </w:tc>
         <w:tc>
           <w:tcPr>
-            <w:tcW w:type="dxa" w:w="5850"/>
+            <w:tcW w:type="dxa" w:w="5675"/>
             <w:tcBorders>
               <w:top w:val="single" w:sz="4" w:color="D5DDE1"/>
               <w:left w:val="single" w:sz="4" w:color="D5DDE1"/>
@@ -435,7 +435,7 @@
               <w:rPr>
                 <w:sz w:val="19"/>
               </w:rPr>
-              <w:t>) to the author and to the course lead</w:t>
+              <w:t>) to the author and to the instructor</w:t>
             </w:r>
           </w:p>
         </w:tc>
@@ -446,7 +446,7 @@
         </w:trPr>
         <w:tc>
           <w:tcPr>
-            <w:tcW w:type="dxa" w:w="2399"/>
+            <w:tcW w:type="dxa" w:w="2347"/>
             <w:tcBorders>
               <w:top w:val="single" w:sz="4" w:color="D5DDE1"/>
               <w:left w:val="single" w:sz="4" w:color="D5DDE1"/>
@@ -470,7 +470,7 @@
         </w:tc>
         <w:tc>
           <w:tcPr>
-            <w:tcW w:type="dxa" w:w="1162"/>
+            <w:tcW w:type="dxa" w:w="1389"/>
             <w:tcBorders>
               <w:top w:val="single" w:sz="4" w:color="D5DDE1"/>
               <w:left w:val="single" w:sz="4" w:color="D5DDE1"/>
@@ -493,7 +493,7 @@
         </w:tc>
         <w:tc>
           <w:tcPr>
-            <w:tcW w:type="dxa" w:w="5850"/>
+            <w:tcW w:type="dxa" w:w="5675"/>
             <w:tcBorders>
               <w:top w:val="single" w:sz="4" w:color="D5DDE1"/>
               <w:left w:val="single" w:sz="4" w:color="D5DDE1"/>
@@ -510,7 +510,7 @@
               <w:rPr>
                 <w:sz w:val="19"/>
               </w:rPr>
-              <w:t>Emails the revised Results section (tracked changes) and the response letter to the course lead</w:t>
+              <w:t>Emails the revised Results section (tracked changes) and the response letter to the instructor</w:t>
             </w:r>
           </w:p>
         </w:tc>
@@ -523,7 +523,7 @@
     </w:p>
     <w:p>
       <w:r>
-        <w:t>If your draft has not arrived by the morning of Monday 21 December, email the author and the course lead. Plan about 1.5 hours for the review.</w:t>
+        <w:t>If your draft has not arrived by the morning of Monday 21 December, email the author and the instructor. Plan about 1.5 hours for the review.</w:t>
       </w:r>
     </w:p>
     <w:p>
